--- a/docs/manuals/00_ETIS_Engineering_Studio_Master_Manual_and_Documentation_Index.docx
+++ b/docs/manuals/00_ETIS_Engineering_Studio_Master_Manual_and_Documentation_Index.docx
@@ -20,6 +20,10 @@
         <w:pStyle w:val="Title"/>
       </w:pPr>
       <w:r>
+        <w:rPr>
+          <w:color w:val="000000"/>
+          <w:u w:val="none"/>
+        </w:rPr>
         <w:t>Master Manual &amp; Documentation Index</w:t>
       </w:r>
     </w:p>
@@ -29,6 +33,11 @@
       </w:pPr>
       <w:r>
         <w:t>Executive overview of the Engineering Studio, its place in ETIS, student and instructor use, installation, administration, production operations, CLI tooling, and recovery</w:t>
+      </w:r>
+    </w:p>
+    <w:p>
+      <w:r>
+        <w:t>v0.18.0 manual edition. Software release candidate; publication follows deployment acceptance.</w:t>
       </w:r>
     </w:p>
     <w:tbl>
@@ -42,6 +51,10 @@
         <w:gridCol w:w="5083"/>
       </w:tblGrid>
       <w:tr>
+        <w:trPr>
+          <w:tblHeader/>
+          <w:cantSplit/>
+        </w:trPr>
         <w:tc>
           <w:tcPr>
             <w:tcW w:type="dxa" w:w="5083"/>
@@ -54,6 +67,9 @@
             </w:tcMar>
           </w:tcPr>
           <w:p>
+            <w:pPr>
+              <w:keepNext w:val="0"/>
+            </w:pPr>
             <w:r>
               <w:rPr>
                 <w:b/>
@@ -73,6 +89,9 @@
             </w:tcMar>
           </w:tcPr>
           <w:p>
+            <w:pPr>
+              <w:keepNext w:val="0"/>
+            </w:pPr>
             <w:r>
               <w:t>Students, teaching staff, technical administrators, production operators, institutional adopters, and maintainers</w:t>
             </w:r>
@@ -80,6 +99,9 @@
         </w:tc>
       </w:tr>
       <w:tr>
+        <w:trPr>
+          <w:cantSplit/>
+        </w:trPr>
         <w:tc>
           <w:tcPr>
             <w:tcW w:type="dxa" w:w="5083"/>
@@ -92,6 +114,9 @@
             </w:tcMar>
           </w:tcPr>
           <w:p>
+            <w:pPr>
+              <w:keepNext w:val="0"/>
+            </w:pPr>
             <w:r>
               <w:rPr>
                 <w:b/>
@@ -111,6 +136,9 @@
             </w:tcMar>
           </w:tcPr>
           <w:p>
+            <w:pPr>
+              <w:keepNext w:val="0"/>
+            </w:pPr>
             <w:r>
               <w:t>Provide the front door to the complete ETIS Engineering Studio documentation library and explain how the product, people, evidence, and operating model fit together.</w:t>
             </w:r>
@@ -118,6 +146,9 @@
         </w:tc>
       </w:tr>
       <w:tr>
+        <w:trPr>
+          <w:cantSplit/>
+        </w:trPr>
         <w:tc>
           <w:tcPr>
             <w:tcW w:type="dxa" w:w="5083"/>
@@ -130,6 +161,9 @@
             </w:tcMar>
           </w:tcPr>
           <w:p>
+            <w:pPr>
+              <w:keepNext w:val="0"/>
+            </w:pPr>
             <w:r>
               <w:rPr>
                 <w:b/>
@@ -149,6 +183,9 @@
             </w:tcMar>
           </w:tcPr>
           <w:p>
+            <w:pPr>
+              <w:keepNext w:val="0"/>
+            </w:pPr>
             <w:r>
               <w:t>COMP 330/474 Software Engineering • Fall 2026</w:t>
             </w:r>
@@ -156,6 +193,9 @@
         </w:tc>
       </w:tr>
       <w:tr>
+        <w:trPr>
+          <w:cantSplit/>
+        </w:trPr>
         <w:tc>
           <w:tcPr>
             <w:tcW w:type="dxa" w:w="5083"/>
@@ -168,6 +208,9 @@
             </w:tcMar>
           </w:tcPr>
           <w:p>
+            <w:pPr>
+              <w:keepNext w:val="0"/>
+            </w:pPr>
             <w:r>
               <w:rPr>
                 <w:b/>
@@ -187,8 +230,11 @@
             </w:tcMar>
           </w:tcPr>
           <w:p>
-            <w:r>
-              <w:t>Semester Start 2026 • August 23, 2026</w:t>
+            <w:pPr>
+              <w:keepNext w:val="0"/>
+            </w:pPr>
+            <w:r>
+              <w:t>v0.18.0 • October 2, 2026</w:t>
             </w:r>
           </w:p>
         </w:tc>
@@ -205,6 +251,10 @@
         <w:gridCol w:w="10166"/>
       </w:tblGrid>
       <w:tr>
+        <w:trPr>
+          <w:tblHeader/>
+          <w:cantSplit/>
+        </w:trPr>
         <w:tc>
           <w:tcPr>
             <w:tcW w:type="dxa" w:w="10166"/>
@@ -217,6 +267,9 @@
             </w:tcMar>
           </w:tcPr>
           <w:p>
+            <w:pPr>
+              <w:keepNext w:val="0"/>
+            </w:pPr>
             <w:r>
               <w:rPr>
                 <w:b/>
@@ -354,6 +407,10 @@
         <w:gridCol w:w="10166"/>
       </w:tblGrid>
       <w:tr>
+        <w:trPr>
+          <w:tblHeader/>
+          <w:cantSplit/>
+        </w:trPr>
         <w:tc>
           <w:tcPr>
             <w:tcW w:type="dxa" w:w="10166"/>
@@ -366,6 +423,9 @@
             </w:tcMar>
           </w:tcPr>
           <w:p>
+            <w:pPr>
+              <w:keepNext w:val="0"/>
+            </w:pPr>
             <w:r>
               <w:rPr>
                 <w:b/>
@@ -415,6 +475,7 @@
     </w:p>
     <w:p>
       <w:pPr>
+        <w:keepNext/>
         <w:jc w:val="center"/>
       </w:pPr>
       <w:r>
@@ -455,10 +516,15 @@
     <w:p>
       <w:pPr>
         <w:pStyle w:val="ETISCaption"/>
+        <w:keepNext w:val="0"/>
+        <w:keepLines/>
         <w:jc w:val="center"/>
       </w:pPr>
       <w:r>
         <w:t>Figure 1. ETIS ecosystem and the role of Engineering Studio. Studio is connected to the Framework and Platform, but it has a distinct developmental-review purpose.</w:t>
+      </w:r>
+      <w:r>
+        <w:t xml:space="preserve"> Historical reference figure; current text governs.</w:t>
       </w:r>
     </w:p>
     <w:tbl>
@@ -471,6 +537,10 @@
         <w:gridCol w:w="10166"/>
       </w:tblGrid>
       <w:tr>
+        <w:trPr>
+          <w:tblHeader/>
+          <w:cantSplit/>
+        </w:trPr>
         <w:tc>
           <w:tcPr>
             <w:tcW w:type="dxa" w:w="10166"/>
@@ -483,6 +553,9 @@
             </w:tcMar>
           </w:tcPr>
           <w:p>
+            <w:pPr>
+              <w:keepNext w:val="0"/>
+            </w:pPr>
             <w:r>
               <w:rPr>
                 <w:b/>
@@ -534,6 +607,8 @@
       <w:tr>
         <w:trPr>
           <w:tblHeader w:val="true"/>
+          <w:tblHeader/>
+          <w:cantSplit/>
         </w:trPr>
         <w:tc>
           <w:tcPr>
@@ -547,6 +622,9 @@
             </w:tcMar>
           </w:tcPr>
           <w:p>
+            <w:pPr>
+              <w:keepNext w:val="0"/>
+            </w:pPr>
             <w:r>
               <w:rPr>
                 <w:b/>
@@ -569,6 +647,9 @@
             </w:tcMar>
           </w:tcPr>
           <w:p>
+            <w:pPr>
+              <w:keepNext w:val="0"/>
+            </w:pPr>
             <w:r>
               <w:rPr>
                 <w:b/>
@@ -595,6 +676,9 @@
             </w:tcMar>
           </w:tcPr>
           <w:p>
+            <w:pPr>
+              <w:keepNext w:val="0"/>
+            </w:pPr>
             <w:r>
               <w:rPr>
                 <w:sz w:val="18"/>
@@ -614,6 +698,9 @@
             </w:tcMar>
           </w:tcPr>
           <w:p>
+            <w:pPr>
+              <w:keepNext w:val="0"/>
+            </w:pPr>
             <w:r>
               <w:rPr>
                 <w:sz w:val="18"/>
@@ -638,6 +725,9 @@
             </w:tcMar>
           </w:tcPr>
           <w:p>
+            <w:pPr>
+              <w:keepNext w:val="0"/>
+            </w:pPr>
             <w:r>
               <w:rPr>
                 <w:sz w:val="18"/>
@@ -657,6 +747,9 @@
             </w:tcMar>
           </w:tcPr>
           <w:p>
+            <w:pPr>
+              <w:keepNext w:val="0"/>
+            </w:pPr>
             <w:r>
               <w:rPr>
                 <w:sz w:val="18"/>
@@ -681,6 +774,9 @@
             </w:tcMar>
           </w:tcPr>
           <w:p>
+            <w:pPr>
+              <w:keepNext w:val="0"/>
+            </w:pPr>
             <w:r>
               <w:rPr>
                 <w:sz w:val="18"/>
@@ -700,6 +796,9 @@
             </w:tcMar>
           </w:tcPr>
           <w:p>
+            <w:pPr>
+              <w:keepNext w:val="0"/>
+            </w:pPr>
             <w:r>
               <w:rPr>
                 <w:sz w:val="18"/>
@@ -724,6 +823,9 @@
             </w:tcMar>
           </w:tcPr>
           <w:p>
+            <w:pPr>
+              <w:keepNext w:val="0"/>
+            </w:pPr>
             <w:r>
               <w:rPr>
                 <w:sz w:val="18"/>
@@ -743,6 +845,9 @@
             </w:tcMar>
           </w:tcPr>
           <w:p>
+            <w:pPr>
+              <w:keepNext w:val="0"/>
+            </w:pPr>
             <w:r>
               <w:rPr>
                 <w:sz w:val="18"/>
@@ -767,6 +872,9 @@
             </w:tcMar>
           </w:tcPr>
           <w:p>
+            <w:pPr>
+              <w:keepNext w:val="0"/>
+            </w:pPr>
             <w:r>
               <w:rPr>
                 <w:sz w:val="18"/>
@@ -786,6 +894,9 @@
             </w:tcMar>
           </w:tcPr>
           <w:p>
+            <w:pPr>
+              <w:keepNext w:val="0"/>
+            </w:pPr>
             <w:r>
               <w:rPr>
                 <w:sz w:val="18"/>
@@ -874,6 +985,8 @@
       <w:tr>
         <w:trPr>
           <w:tblHeader w:val="true"/>
+          <w:tblHeader/>
+          <w:cantSplit/>
         </w:trPr>
         <w:tc>
           <w:tcPr>
@@ -887,6 +1000,9 @@
             </w:tcMar>
           </w:tcPr>
           <w:p>
+            <w:pPr>
+              <w:keepNext w:val="0"/>
+            </w:pPr>
             <w:r>
               <w:rPr>
                 <w:b/>
@@ -909,6 +1025,9 @@
             </w:tcMar>
           </w:tcPr>
           <w:p>
+            <w:pPr>
+              <w:keepNext w:val="0"/>
+            </w:pPr>
             <w:r>
               <w:rPr>
                 <w:b/>
@@ -931,6 +1050,9 @@
             </w:tcMar>
           </w:tcPr>
           <w:p>
+            <w:pPr>
+              <w:keepNext w:val="0"/>
+            </w:pPr>
             <w:r>
               <w:rPr>
                 <w:b/>
@@ -957,6 +1079,9 @@
             </w:tcMar>
           </w:tcPr>
           <w:p>
+            <w:pPr>
+              <w:keepNext w:val="0"/>
+            </w:pPr>
             <w:r>
               <w:rPr>
                 <w:sz w:val="18"/>
@@ -976,6 +1101,9 @@
             </w:tcMar>
           </w:tcPr>
           <w:p>
+            <w:pPr>
+              <w:keepNext w:val="0"/>
+            </w:pPr>
             <w:r>
               <w:rPr>
                 <w:sz w:val="18"/>
@@ -995,6 +1123,9 @@
             </w:tcMar>
           </w:tcPr>
           <w:p>
+            <w:pPr>
+              <w:keepNext w:val="0"/>
+            </w:pPr>
             <w:r>
               <w:rPr>
                 <w:sz w:val="18"/>
@@ -1019,6 +1150,9 @@
             </w:tcMar>
           </w:tcPr>
           <w:p>
+            <w:pPr>
+              <w:keepNext w:val="0"/>
+            </w:pPr>
             <w:r>
               <w:rPr>
                 <w:sz w:val="18"/>
@@ -1038,6 +1172,9 @@
             </w:tcMar>
           </w:tcPr>
           <w:p>
+            <w:pPr>
+              <w:keepNext w:val="0"/>
+            </w:pPr>
             <w:r>
               <w:rPr>
                 <w:sz w:val="18"/>
@@ -1057,6 +1194,9 @@
             </w:tcMar>
           </w:tcPr>
           <w:p>
+            <w:pPr>
+              <w:keepNext w:val="0"/>
+            </w:pPr>
             <w:r>
               <w:rPr>
                 <w:sz w:val="18"/>
@@ -1081,6 +1221,9 @@
             </w:tcMar>
           </w:tcPr>
           <w:p>
+            <w:pPr>
+              <w:keepNext w:val="0"/>
+            </w:pPr>
             <w:r>
               <w:rPr>
                 <w:sz w:val="18"/>
@@ -1100,6 +1243,9 @@
             </w:tcMar>
           </w:tcPr>
           <w:p>
+            <w:pPr>
+              <w:keepNext w:val="0"/>
+            </w:pPr>
             <w:r>
               <w:rPr>
                 <w:sz w:val="18"/>
@@ -1119,6 +1265,9 @@
             </w:tcMar>
           </w:tcPr>
           <w:p>
+            <w:pPr>
+              <w:keepNext w:val="0"/>
+            </w:pPr>
             <w:r>
               <w:rPr>
                 <w:sz w:val="18"/>
@@ -1143,6 +1292,9 @@
             </w:tcMar>
           </w:tcPr>
           <w:p>
+            <w:pPr>
+              <w:keepNext w:val="0"/>
+            </w:pPr>
             <w:r>
               <w:rPr>
                 <w:sz w:val="18"/>
@@ -1162,6 +1314,9 @@
             </w:tcMar>
           </w:tcPr>
           <w:p>
+            <w:pPr>
+              <w:keepNext w:val="0"/>
+            </w:pPr>
             <w:r>
               <w:rPr>
                 <w:sz w:val="18"/>
@@ -1181,6 +1336,9 @@
             </w:tcMar>
           </w:tcPr>
           <w:p>
+            <w:pPr>
+              <w:keepNext w:val="0"/>
+            </w:pPr>
             <w:r>
               <w:rPr>
                 <w:sz w:val="18"/>
@@ -1205,6 +1363,9 @@
             </w:tcMar>
           </w:tcPr>
           <w:p>
+            <w:pPr>
+              <w:keepNext w:val="0"/>
+            </w:pPr>
             <w:r>
               <w:rPr>
                 <w:sz w:val="18"/>
@@ -1224,6 +1385,9 @@
             </w:tcMar>
           </w:tcPr>
           <w:p>
+            <w:pPr>
+              <w:keepNext w:val="0"/>
+            </w:pPr>
             <w:r>
               <w:rPr>
                 <w:sz w:val="18"/>
@@ -1243,6 +1407,9 @@
             </w:tcMar>
           </w:tcPr>
           <w:p>
+            <w:pPr>
+              <w:keepNext w:val="0"/>
+            </w:pPr>
             <w:r>
               <w:rPr>
                 <w:sz w:val="18"/>
@@ -1267,6 +1434,9 @@
             </w:tcMar>
           </w:tcPr>
           <w:p>
+            <w:pPr>
+              <w:keepNext w:val="0"/>
+            </w:pPr>
             <w:r>
               <w:rPr>
                 <w:sz w:val="18"/>
@@ -1286,6 +1456,9 @@
             </w:tcMar>
           </w:tcPr>
           <w:p>
+            <w:pPr>
+              <w:keepNext w:val="0"/>
+            </w:pPr>
             <w:r>
               <w:rPr>
                 <w:sz w:val="18"/>
@@ -1305,6 +1478,9 @@
             </w:tcMar>
           </w:tcPr>
           <w:p>
+            <w:pPr>
+              <w:keepNext w:val="0"/>
+            </w:pPr>
             <w:r>
               <w:rPr>
                 <w:sz w:val="18"/>
@@ -1329,6 +1505,9 @@
             </w:tcMar>
           </w:tcPr>
           <w:p>
+            <w:pPr>
+              <w:keepNext w:val="0"/>
+            </w:pPr>
             <w:r>
               <w:rPr>
                 <w:sz w:val="18"/>
@@ -1348,6 +1527,9 @@
             </w:tcMar>
           </w:tcPr>
           <w:p>
+            <w:pPr>
+              <w:keepNext w:val="0"/>
+            </w:pPr>
             <w:r>
               <w:rPr>
                 <w:sz w:val="18"/>
@@ -1367,6 +1549,9 @@
             </w:tcMar>
           </w:tcPr>
           <w:p>
+            <w:pPr>
+              <w:keepNext w:val="0"/>
+            </w:pPr>
             <w:r>
               <w:rPr>
                 <w:sz w:val="18"/>
@@ -1391,6 +1576,9 @@
             </w:tcMar>
           </w:tcPr>
           <w:p>
+            <w:pPr>
+              <w:keepNext w:val="0"/>
+            </w:pPr>
             <w:r>
               <w:rPr>
                 <w:sz w:val="18"/>
@@ -1410,6 +1598,9 @@
             </w:tcMar>
           </w:tcPr>
           <w:p>
+            <w:pPr>
+              <w:keepNext w:val="0"/>
+            </w:pPr>
             <w:r>
               <w:rPr>
                 <w:sz w:val="18"/>
@@ -1429,6 +1620,9 @@
             </w:tcMar>
           </w:tcPr>
           <w:p>
+            <w:pPr>
+              <w:keepNext w:val="0"/>
+            </w:pPr>
             <w:r>
               <w:rPr>
                 <w:sz w:val="18"/>
@@ -1454,6 +1648,10 @@
         <w:gridCol w:w="10166"/>
       </w:tblGrid>
       <w:tr>
+        <w:trPr>
+          <w:tblHeader/>
+          <w:cantSplit/>
+        </w:trPr>
         <w:tc>
           <w:tcPr>
             <w:tcW w:type="dxa" w:w="10166"/>
@@ -1466,6 +1664,9 @@
             </w:tcMar>
           </w:tcPr>
           <w:p>
+            <w:pPr>
+              <w:keepNext w:val="0"/>
+            </w:pPr>
             <w:r>
               <w:rPr>
                 <w:b/>
@@ -1500,6 +1701,7 @@
     </w:p>
     <w:p>
       <w:pPr>
+        <w:keepNext/>
         <w:jc w:val="center"/>
       </w:pPr>
       <w:r>
@@ -1540,10 +1742,15 @@
     <w:p>
       <w:pPr>
         <w:pStyle w:val="ETISCaption"/>
+        <w:keepNext w:val="0"/>
+        <w:keepLines/>
         <w:jc w:val="center"/>
       </w:pPr>
       <w:r>
         <w:t>Figure 2. The three suite capabilities deliberately separate readiness, developmental review, and formal review.</w:t>
+      </w:r>
+      <w:r>
+        <w:t xml:space="preserve"> Historical reference figure; current text governs.</w:t>
       </w:r>
     </w:p>
     <w:p>
@@ -1553,6 +1760,7 @@
     </w:p>
     <w:p>
       <w:pPr>
+        <w:keepNext/>
         <w:jc w:val="center"/>
       </w:pPr>
       <w:r>
@@ -1593,10 +1801,15 @@
     <w:p>
       <w:pPr>
         <w:pStyle w:val="ETISCaption"/>
+        <w:keepNext w:val="0"/>
+        <w:keepLines/>
         <w:jc w:val="center"/>
       </w:pPr>
       <w:r>
         <w:t>Figure 3. Typical student evidence-and-review loop. A formal tag is created only after the evidence is ready to stand on its own.</w:t>
+      </w:r>
+      <w:r>
+        <w:t xml:space="preserve"> Historical reference figure; current text governs.</w:t>
       </w:r>
     </w:p>
     <w:p>
@@ -1627,6 +1840,8 @@
       <w:tr>
         <w:trPr>
           <w:tblHeader w:val="true"/>
+          <w:tblHeader/>
+          <w:cantSplit/>
         </w:trPr>
         <w:tc>
           <w:tcPr>
@@ -1640,6 +1855,9 @@
             </w:tcMar>
           </w:tcPr>
           <w:p>
+            <w:pPr>
+              <w:keepNext w:val="0"/>
+            </w:pPr>
             <w:r>
               <w:rPr>
                 <w:b/>
@@ -1662,6 +1880,9 @@
             </w:tcMar>
           </w:tcPr>
           <w:p>
+            <w:pPr>
+              <w:keepNext w:val="0"/>
+            </w:pPr>
             <w:r>
               <w:rPr>
                 <w:b/>
@@ -1684,6 +1905,9 @@
             </w:tcMar>
           </w:tcPr>
           <w:p>
+            <w:pPr>
+              <w:keepNext w:val="0"/>
+            </w:pPr>
             <w:r>
               <w:rPr>
                 <w:b/>
@@ -1710,6 +1934,9 @@
             </w:tcMar>
           </w:tcPr>
           <w:p>
+            <w:pPr>
+              <w:keepNext w:val="0"/>
+            </w:pPr>
             <w:r>
               <w:rPr>
                 <w:sz w:val="18"/>
@@ -1729,6 +1956,9 @@
             </w:tcMar>
           </w:tcPr>
           <w:p>
+            <w:pPr>
+              <w:keepNext w:val="0"/>
+            </w:pPr>
             <w:r>
               <w:rPr>
                 <w:sz w:val="18"/>
@@ -1748,6 +1978,9 @@
             </w:tcMar>
           </w:tcPr>
           <w:p>
+            <w:pPr>
+              <w:keepNext w:val="0"/>
+            </w:pPr>
             <w:r>
               <w:rPr>
                 <w:sz w:val="18"/>
@@ -1772,6 +2005,9 @@
             </w:tcMar>
           </w:tcPr>
           <w:p>
+            <w:pPr>
+              <w:keepNext w:val="0"/>
+            </w:pPr>
             <w:r>
               <w:rPr>
                 <w:sz w:val="18"/>
@@ -1791,6 +2027,9 @@
             </w:tcMar>
           </w:tcPr>
           <w:p>
+            <w:pPr>
+              <w:keepNext w:val="0"/>
+            </w:pPr>
             <w:r>
               <w:rPr>
                 <w:sz w:val="18"/>
@@ -1810,6 +2049,9 @@
             </w:tcMar>
           </w:tcPr>
           <w:p>
+            <w:pPr>
+              <w:keepNext w:val="0"/>
+            </w:pPr>
             <w:r>
               <w:rPr>
                 <w:sz w:val="18"/>
@@ -1834,6 +2076,9 @@
             </w:tcMar>
           </w:tcPr>
           <w:p>
+            <w:pPr>
+              <w:keepNext w:val="0"/>
+            </w:pPr>
             <w:r>
               <w:rPr>
                 <w:sz w:val="18"/>
@@ -1853,6 +2098,9 @@
             </w:tcMar>
           </w:tcPr>
           <w:p>
+            <w:pPr>
+              <w:keepNext w:val="0"/>
+            </w:pPr>
             <w:r>
               <w:rPr>
                 <w:sz w:val="18"/>
@@ -1872,6 +2120,9 @@
             </w:tcMar>
           </w:tcPr>
           <w:p>
+            <w:pPr>
+              <w:keepNext w:val="0"/>
+            </w:pPr>
             <w:r>
               <w:rPr>
                 <w:sz w:val="18"/>
@@ -1896,6 +2147,9 @@
             </w:tcMar>
           </w:tcPr>
           <w:p>
+            <w:pPr>
+              <w:keepNext w:val="0"/>
+            </w:pPr>
             <w:r>
               <w:rPr>
                 <w:sz w:val="18"/>
@@ -1915,6 +2169,9 @@
             </w:tcMar>
           </w:tcPr>
           <w:p>
+            <w:pPr>
+              <w:keepNext w:val="0"/>
+            </w:pPr>
             <w:r>
               <w:rPr>
                 <w:sz w:val="18"/>
@@ -1934,6 +2191,9 @@
             </w:tcMar>
           </w:tcPr>
           <w:p>
+            <w:pPr>
+              <w:keepNext w:val="0"/>
+            </w:pPr>
             <w:r>
               <w:rPr>
                 <w:sz w:val="18"/>
@@ -1958,6 +2218,9 @@
             </w:tcMar>
           </w:tcPr>
           <w:p>
+            <w:pPr>
+              <w:keepNext w:val="0"/>
+            </w:pPr>
             <w:r>
               <w:rPr>
                 <w:sz w:val="18"/>
@@ -1977,6 +2240,9 @@
             </w:tcMar>
           </w:tcPr>
           <w:p>
+            <w:pPr>
+              <w:keepNext w:val="0"/>
+            </w:pPr>
             <w:r>
               <w:rPr>
                 <w:sz w:val="18"/>
@@ -1996,6 +2262,9 @@
             </w:tcMar>
           </w:tcPr>
           <w:p>
+            <w:pPr>
+              <w:keepNext w:val="0"/>
+            </w:pPr>
             <w:r>
               <w:rPr>
                 <w:sz w:val="18"/>
@@ -2020,6 +2289,9 @@
             </w:tcMar>
           </w:tcPr>
           <w:p>
+            <w:pPr>
+              <w:keepNext w:val="0"/>
+            </w:pPr>
             <w:r>
               <w:rPr>
                 <w:sz w:val="18"/>
@@ -2039,6 +2311,9 @@
             </w:tcMar>
           </w:tcPr>
           <w:p>
+            <w:pPr>
+              <w:keepNext w:val="0"/>
+            </w:pPr>
             <w:r>
               <w:rPr>
                 <w:sz w:val="18"/>
@@ -2058,6 +2333,9 @@
             </w:tcMar>
           </w:tcPr>
           <w:p>
+            <w:pPr>
+              <w:keepNext w:val="0"/>
+            </w:pPr>
             <w:r>
               <w:rPr>
                 <w:sz w:val="18"/>
@@ -2082,6 +2360,9 @@
             </w:tcMar>
           </w:tcPr>
           <w:p>
+            <w:pPr>
+              <w:keepNext w:val="0"/>
+            </w:pPr>
             <w:r>
               <w:rPr>
                 <w:sz w:val="18"/>
@@ -2101,6 +2382,9 @@
             </w:tcMar>
           </w:tcPr>
           <w:p>
+            <w:pPr>
+              <w:keepNext w:val="0"/>
+            </w:pPr>
             <w:r>
               <w:rPr>
                 <w:sz w:val="18"/>
@@ -2120,6 +2404,9 @@
             </w:tcMar>
           </w:tcPr>
           <w:p>
+            <w:pPr>
+              <w:keepNext w:val="0"/>
+            </w:pPr>
             <w:r>
               <w:rPr>
                 <w:sz w:val="18"/>
@@ -2145,6 +2432,10 @@
         <w:gridCol w:w="10166"/>
       </w:tblGrid>
       <w:tr>
+        <w:trPr>
+          <w:tblHeader/>
+          <w:cantSplit/>
+        </w:trPr>
         <w:tc>
           <w:tcPr>
             <w:tcW w:type="dxa" w:w="10166"/>
@@ -2157,6 +2448,9 @@
             </w:tcMar>
           </w:tcPr>
           <w:p>
+            <w:pPr>
+              <w:keepNext w:val="0"/>
+            </w:pPr>
             <w:r>
               <w:rPr>
                 <w:b/>
@@ -2180,6 +2474,39 @@
       <w:pPr>
         <w:spacing w:after="20"/>
       </w:pPr>
+    </w:p>
+    <w:p>
+      <w:pPr>
+        <w:pStyle w:val="Heading2"/>
+      </w:pPr>
+      <w:r>
+        <w:t>Current review and evidence workflow</w:t>
+      </w:r>
+    </w:p>
+    <w:p>
+      <w:r>
+        <w:t>The Review Room is the conversation home. Engineering Evidence is the saved source notebook. Same-snapshot and newer-saved-snapshot notices explain their relationship; browsing newer saved evidence never changes an active review’s frozen baseline.</w:t>
+      </w:r>
+    </w:p>
+    <w:p>
+      <w:r>
+        <w:t>Inspect cited source opens the attached frozen artifact. Find supporting evidence searches the frozen snapshot for equivalent evidence; it is bounded and not exhaustive. Discuss helps you understand, Challenge tests an interpretation, and Help me resolve this coaches next work. An absent source must not be replaced by a guessed file link.</w:t>
+      </w:r>
+    </w:p>
+    <w:p>
+      <w:r>
+        <w:t>Only authoritative corrected or resolved findings are closed. Confirmed, evidence disputed, accepted risk and deferred findings remain open. Inspecting, searching, recommending and completing a review do not close a finding; work after the snapshot cannot close it on that earlier snapshot.</w:t>
+      </w:r>
+    </w:p>
+    <w:p>
+      <w:r>
+        <w:t>Button-triggered instructions are recorded as review actions, not as words the student wrote. Unsent drafts are preserved and remain private. Optional review context and other concerns stay secondary to the current concern and conversation.</w:t>
+      </w:r>
+    </w:p>
+    <w:p>
+      <w:r>
+        <w:t>In Help, artifact, challenge and exit dialogs, Tab and Shift+Tab stay within the dialog, Escape dismisses through the existing close action, and focus returns to a usable opener. Escape does not finish a review. Closing a pending challenge does not cancel its submitted request.</w:t>
+      </w:r>
     </w:p>
     <w:p>
       <w:pPr>
@@ -2209,6 +2536,8 @@
       <w:tr>
         <w:trPr>
           <w:tblHeader w:val="true"/>
+          <w:tblHeader/>
+          <w:cantSplit/>
         </w:trPr>
         <w:tc>
           <w:tcPr>
@@ -2222,6 +2551,9 @@
             </w:tcMar>
           </w:tcPr>
           <w:p>
+            <w:pPr>
+              <w:keepNext w:val="0"/>
+            </w:pPr>
             <w:r>
               <w:rPr>
                 <w:b/>
@@ -2244,6 +2576,9 @@
             </w:tcMar>
           </w:tcPr>
           <w:p>
+            <w:pPr>
+              <w:keepNext w:val="0"/>
+            </w:pPr>
             <w:r>
               <w:rPr>
                 <w:b/>
@@ -2266,6 +2601,9 @@
             </w:tcMar>
           </w:tcPr>
           <w:p>
+            <w:pPr>
+              <w:keepNext w:val="0"/>
+            </w:pPr>
             <w:r>
               <w:rPr>
                 <w:b/>
@@ -2292,6 +2630,9 @@
             </w:tcMar>
           </w:tcPr>
           <w:p>
+            <w:pPr>
+              <w:keepNext w:val="0"/>
+            </w:pPr>
             <w:r>
               <w:rPr>
                 <w:sz w:val="18"/>
@@ -2311,6 +2652,9 @@
             </w:tcMar>
           </w:tcPr>
           <w:p>
+            <w:pPr>
+              <w:keepNext w:val="0"/>
+            </w:pPr>
             <w:r>
               <w:rPr>
                 <w:sz w:val="18"/>
@@ -2330,6 +2674,9 @@
             </w:tcMar>
           </w:tcPr>
           <w:p>
+            <w:pPr>
+              <w:keepNext w:val="0"/>
+            </w:pPr>
             <w:r>
               <w:rPr>
                 <w:sz w:val="18"/>
@@ -2354,6 +2701,9 @@
             </w:tcMar>
           </w:tcPr>
           <w:p>
+            <w:pPr>
+              <w:keepNext w:val="0"/>
+            </w:pPr>
             <w:r>
               <w:rPr>
                 <w:sz w:val="18"/>
@@ -2373,6 +2723,9 @@
             </w:tcMar>
           </w:tcPr>
           <w:p>
+            <w:pPr>
+              <w:keepNext w:val="0"/>
+            </w:pPr>
             <w:r>
               <w:rPr>
                 <w:sz w:val="18"/>
@@ -2392,6 +2745,9 @@
             </w:tcMar>
           </w:tcPr>
           <w:p>
+            <w:pPr>
+              <w:keepNext w:val="0"/>
+            </w:pPr>
             <w:r>
               <w:rPr>
                 <w:sz w:val="18"/>
@@ -2416,6 +2772,9 @@
             </w:tcMar>
           </w:tcPr>
           <w:p>
+            <w:pPr>
+              <w:keepNext w:val="0"/>
+            </w:pPr>
             <w:r>
               <w:rPr>
                 <w:sz w:val="18"/>
@@ -2435,6 +2794,9 @@
             </w:tcMar>
           </w:tcPr>
           <w:p>
+            <w:pPr>
+              <w:keepNext w:val="0"/>
+            </w:pPr>
             <w:r>
               <w:rPr>
                 <w:sz w:val="18"/>
@@ -2454,6 +2816,9 @@
             </w:tcMar>
           </w:tcPr>
           <w:p>
+            <w:pPr>
+              <w:keepNext w:val="0"/>
+            </w:pPr>
             <w:r>
               <w:rPr>
                 <w:sz w:val="18"/>
@@ -2478,6 +2843,9 @@
             </w:tcMar>
           </w:tcPr>
           <w:p>
+            <w:pPr>
+              <w:keepNext w:val="0"/>
+            </w:pPr>
             <w:r>
               <w:rPr>
                 <w:sz w:val="18"/>
@@ -2497,6 +2865,9 @@
             </w:tcMar>
           </w:tcPr>
           <w:p>
+            <w:pPr>
+              <w:keepNext w:val="0"/>
+            </w:pPr>
             <w:r>
               <w:rPr>
                 <w:sz w:val="18"/>
@@ -2516,6 +2887,9 @@
             </w:tcMar>
           </w:tcPr>
           <w:p>
+            <w:pPr>
+              <w:keepNext w:val="0"/>
+            </w:pPr>
             <w:r>
               <w:rPr>
                 <w:sz w:val="18"/>
@@ -2540,6 +2914,9 @@
             </w:tcMar>
           </w:tcPr>
           <w:p>
+            <w:pPr>
+              <w:keepNext w:val="0"/>
+            </w:pPr>
             <w:r>
               <w:rPr>
                 <w:sz w:val="18"/>
@@ -2559,6 +2936,9 @@
             </w:tcMar>
           </w:tcPr>
           <w:p>
+            <w:pPr>
+              <w:keepNext w:val="0"/>
+            </w:pPr>
             <w:r>
               <w:rPr>
                 <w:sz w:val="18"/>
@@ -2578,6 +2958,9 @@
             </w:tcMar>
           </w:tcPr>
           <w:p>
+            <w:pPr>
+              <w:keepNext w:val="0"/>
+            </w:pPr>
             <w:r>
               <w:rPr>
                 <w:sz w:val="18"/>
@@ -2602,6 +2985,9 @@
             </w:tcMar>
           </w:tcPr>
           <w:p>
+            <w:pPr>
+              <w:keepNext w:val="0"/>
+            </w:pPr>
             <w:r>
               <w:rPr>
                 <w:sz w:val="18"/>
@@ -2621,6 +3007,9 @@
             </w:tcMar>
           </w:tcPr>
           <w:p>
+            <w:pPr>
+              <w:keepNext w:val="0"/>
+            </w:pPr>
             <w:r>
               <w:rPr>
                 <w:sz w:val="18"/>
@@ -2640,6 +3029,9 @@
             </w:tcMar>
           </w:tcPr>
           <w:p>
+            <w:pPr>
+              <w:keepNext w:val="0"/>
+            </w:pPr>
             <w:r>
               <w:rPr>
                 <w:sz w:val="18"/>
@@ -2664,6 +3056,9 @@
             </w:tcMar>
           </w:tcPr>
           <w:p>
+            <w:pPr>
+              <w:keepNext w:val="0"/>
+            </w:pPr>
             <w:r>
               <w:rPr>
                 <w:sz w:val="18"/>
@@ -2683,6 +3078,9 @@
             </w:tcMar>
           </w:tcPr>
           <w:p>
+            <w:pPr>
+              <w:keepNext w:val="0"/>
+            </w:pPr>
             <w:r>
               <w:rPr>
                 <w:sz w:val="18"/>
@@ -2702,6 +3100,9 @@
             </w:tcMar>
           </w:tcPr>
           <w:p>
+            <w:pPr>
+              <w:keepNext w:val="0"/>
+            </w:pPr>
             <w:r>
               <w:rPr>
                 <w:sz w:val="18"/>
@@ -2865,6 +3266,10 @@
         <w:gridCol w:w="10166"/>
       </w:tblGrid>
       <w:tr>
+        <w:trPr>
+          <w:tblHeader/>
+          <w:cantSplit/>
+        </w:trPr>
         <w:tc>
           <w:tcPr>
             <w:tcW w:type="dxa" w:w="10166"/>
@@ -2877,6 +3282,9 @@
             </w:tcMar>
           </w:tcPr>
           <w:p>
+            <w:pPr>
+              <w:keepNext w:val="0"/>
+            </w:pPr>
             <w:r>
               <w:rPr>
                 <w:b/>
@@ -2929,6 +3337,8 @@
       <w:tr>
         <w:trPr>
           <w:tblHeader w:val="true"/>
+          <w:tblHeader/>
+          <w:cantSplit/>
         </w:trPr>
         <w:tc>
           <w:tcPr>
@@ -2942,6 +3352,9 @@
             </w:tcMar>
           </w:tcPr>
           <w:p>
+            <w:pPr>
+              <w:keepNext w:val="0"/>
+            </w:pPr>
             <w:r>
               <w:rPr>
                 <w:b/>
@@ -2964,6 +3377,9 @@
             </w:tcMar>
           </w:tcPr>
           <w:p>
+            <w:pPr>
+              <w:keepNext w:val="0"/>
+            </w:pPr>
             <w:r>
               <w:rPr>
                 <w:b/>
@@ -2986,6 +3402,9 @@
             </w:tcMar>
           </w:tcPr>
           <w:p>
+            <w:pPr>
+              <w:keepNext w:val="0"/>
+            </w:pPr>
             <w:r>
               <w:rPr>
                 <w:b/>
@@ -3012,6 +3431,9 @@
             </w:tcMar>
           </w:tcPr>
           <w:p>
+            <w:pPr>
+              <w:keepNext w:val="0"/>
+            </w:pPr>
             <w:r>
               <w:rPr>
                 <w:sz w:val="18"/>
@@ -3031,6 +3453,9 @@
             </w:tcMar>
           </w:tcPr>
           <w:p>
+            <w:pPr>
+              <w:keepNext w:val="0"/>
+            </w:pPr>
             <w:r>
               <w:rPr>
                 <w:sz w:val="18"/>
@@ -3050,6 +3475,9 @@
             </w:tcMar>
           </w:tcPr>
           <w:p>
+            <w:pPr>
+              <w:keepNext w:val="0"/>
+            </w:pPr>
             <w:r>
               <w:rPr>
                 <w:sz w:val="18"/>
@@ -3074,6 +3502,9 @@
             </w:tcMar>
           </w:tcPr>
           <w:p>
+            <w:pPr>
+              <w:keepNext w:val="0"/>
+            </w:pPr>
             <w:r>
               <w:rPr>
                 <w:sz w:val="18"/>
@@ -3093,6 +3524,9 @@
             </w:tcMar>
           </w:tcPr>
           <w:p>
+            <w:pPr>
+              <w:keepNext w:val="0"/>
+            </w:pPr>
             <w:r>
               <w:rPr>
                 <w:sz w:val="18"/>
@@ -3112,6 +3546,9 @@
             </w:tcMar>
           </w:tcPr>
           <w:p>
+            <w:pPr>
+              <w:keepNext w:val="0"/>
+            </w:pPr>
             <w:r>
               <w:rPr>
                 <w:sz w:val="18"/>
@@ -3136,6 +3573,9 @@
             </w:tcMar>
           </w:tcPr>
           <w:p>
+            <w:pPr>
+              <w:keepNext w:val="0"/>
+            </w:pPr>
             <w:r>
               <w:rPr>
                 <w:sz w:val="18"/>
@@ -3155,6 +3595,9 @@
             </w:tcMar>
           </w:tcPr>
           <w:p>
+            <w:pPr>
+              <w:keepNext w:val="0"/>
+            </w:pPr>
             <w:r>
               <w:rPr>
                 <w:sz w:val="18"/>
@@ -3174,6 +3617,9 @@
             </w:tcMar>
           </w:tcPr>
           <w:p>
+            <w:pPr>
+              <w:keepNext w:val="0"/>
+            </w:pPr>
             <w:r>
               <w:rPr>
                 <w:sz w:val="18"/>
@@ -3198,6 +3644,9 @@
             </w:tcMar>
           </w:tcPr>
           <w:p>
+            <w:pPr>
+              <w:keepNext w:val="0"/>
+            </w:pPr>
             <w:r>
               <w:rPr>
                 <w:sz w:val="18"/>
@@ -3217,6 +3666,9 @@
             </w:tcMar>
           </w:tcPr>
           <w:p>
+            <w:pPr>
+              <w:keepNext w:val="0"/>
+            </w:pPr>
             <w:r>
               <w:rPr>
                 <w:sz w:val="18"/>
@@ -3236,6 +3688,9 @@
             </w:tcMar>
           </w:tcPr>
           <w:p>
+            <w:pPr>
+              <w:keepNext w:val="0"/>
+            </w:pPr>
             <w:r>
               <w:rPr>
                 <w:sz w:val="18"/>
@@ -3260,6 +3715,9 @@
             </w:tcMar>
           </w:tcPr>
           <w:p>
+            <w:pPr>
+              <w:keepNext w:val="0"/>
+            </w:pPr>
             <w:r>
               <w:rPr>
                 <w:sz w:val="18"/>
@@ -3279,6 +3737,9 @@
             </w:tcMar>
           </w:tcPr>
           <w:p>
+            <w:pPr>
+              <w:keepNext w:val="0"/>
+            </w:pPr>
             <w:r>
               <w:rPr>
                 <w:sz w:val="18"/>
@@ -3298,6 +3759,9 @@
             </w:tcMar>
           </w:tcPr>
           <w:p>
+            <w:pPr>
+              <w:keepNext w:val="0"/>
+            </w:pPr>
             <w:r>
               <w:rPr>
                 <w:sz w:val="18"/>
@@ -3322,6 +3786,9 @@
             </w:tcMar>
           </w:tcPr>
           <w:p>
+            <w:pPr>
+              <w:keepNext w:val="0"/>
+            </w:pPr>
             <w:r>
               <w:rPr>
                 <w:sz w:val="18"/>
@@ -3341,6 +3808,9 @@
             </w:tcMar>
           </w:tcPr>
           <w:p>
+            <w:pPr>
+              <w:keepNext w:val="0"/>
+            </w:pPr>
             <w:r>
               <w:rPr>
                 <w:sz w:val="18"/>
@@ -3360,6 +3830,9 @@
             </w:tcMar>
           </w:tcPr>
           <w:p>
+            <w:pPr>
+              <w:keepNext w:val="0"/>
+            </w:pPr>
             <w:r>
               <w:rPr>
                 <w:sz w:val="18"/>
@@ -3384,6 +3857,9 @@
             </w:tcMar>
           </w:tcPr>
           <w:p>
+            <w:pPr>
+              <w:keepNext w:val="0"/>
+            </w:pPr>
             <w:r>
               <w:rPr>
                 <w:sz w:val="18"/>
@@ -3403,6 +3879,9 @@
             </w:tcMar>
           </w:tcPr>
           <w:p>
+            <w:pPr>
+              <w:keepNext w:val="0"/>
+            </w:pPr>
             <w:r>
               <w:rPr>
                 <w:sz w:val="18"/>
@@ -3422,6 +3901,9 @@
             </w:tcMar>
           </w:tcPr>
           <w:p>
+            <w:pPr>
+              <w:keepNext w:val="0"/>
+            </w:pPr>
             <w:r>
               <w:rPr>
                 <w:sz w:val="18"/>
@@ -3446,6 +3928,9 @@
             </w:tcMar>
           </w:tcPr>
           <w:p>
+            <w:pPr>
+              <w:keepNext w:val="0"/>
+            </w:pPr>
             <w:r>
               <w:rPr>
                 <w:sz w:val="18"/>
@@ -3465,6 +3950,9 @@
             </w:tcMar>
           </w:tcPr>
           <w:p>
+            <w:pPr>
+              <w:keepNext w:val="0"/>
+            </w:pPr>
             <w:r>
               <w:rPr>
                 <w:sz w:val="18"/>
@@ -3484,6 +3972,9 @@
             </w:tcMar>
           </w:tcPr>
           <w:p>
+            <w:pPr>
+              <w:keepNext w:val="0"/>
+            </w:pPr>
             <w:r>
               <w:rPr>
                 <w:sz w:val="18"/>
@@ -3514,6 +4005,7 @@
     </w:p>
     <w:p>
       <w:pPr>
+        <w:keepNext/>
         <w:jc w:val="center"/>
       </w:pPr>
       <w:r>
@@ -3554,10 +4046,15 @@
     <w:p>
       <w:pPr>
         <w:pStyle w:val="ETISCaption"/>
+        <w:keepNext w:val="0"/>
+        <w:keepLines/>
         <w:jc w:val="center"/>
       </w:pPr>
       <w:r>
         <w:t>Figure 4. Production responsibility stack. Installation establishes the system; operations and recovery preserve it over time.</w:t>
+      </w:r>
+      <w:r>
+        <w:t xml:space="preserve"> Historical reference figure; current text governs.</w:t>
       </w:r>
     </w:p>
     <w:p>
@@ -3579,6 +4076,8 @@
       <w:tr>
         <w:trPr>
           <w:tblHeader w:val="true"/>
+          <w:tblHeader/>
+          <w:cantSplit/>
         </w:trPr>
         <w:tc>
           <w:tcPr>
@@ -3592,6 +4091,9 @@
             </w:tcMar>
           </w:tcPr>
           <w:p>
+            <w:pPr>
+              <w:keepNext w:val="0"/>
+            </w:pPr>
             <w:r>
               <w:rPr>
                 <w:b/>
@@ -3614,6 +4116,9 @@
             </w:tcMar>
           </w:tcPr>
           <w:p>
+            <w:pPr>
+              <w:keepNext w:val="0"/>
+            </w:pPr>
             <w:r>
               <w:rPr>
                 <w:b/>
@@ -3640,6 +4145,9 @@
             </w:tcMar>
           </w:tcPr>
           <w:p>
+            <w:pPr>
+              <w:keepNext w:val="0"/>
+            </w:pPr>
             <w:r>
               <w:rPr>
                 <w:sz w:val="18"/>
@@ -3659,6 +4167,9 @@
             </w:tcMar>
           </w:tcPr>
           <w:p>
+            <w:pPr>
+              <w:keepNext w:val="0"/>
+            </w:pPr>
             <w:r>
               <w:rPr>
                 <w:sz w:val="18"/>
@@ -3683,6 +4194,9 @@
             </w:tcMar>
           </w:tcPr>
           <w:p>
+            <w:pPr>
+              <w:keepNext w:val="0"/>
+            </w:pPr>
             <w:r>
               <w:rPr>
                 <w:sz w:val="18"/>
@@ -3702,6 +4216,9 @@
             </w:tcMar>
           </w:tcPr>
           <w:p>
+            <w:pPr>
+              <w:keepNext w:val="0"/>
+            </w:pPr>
             <w:r>
               <w:rPr>
                 <w:sz w:val="18"/>
@@ -3726,6 +4243,9 @@
             </w:tcMar>
           </w:tcPr>
           <w:p>
+            <w:pPr>
+              <w:keepNext w:val="0"/>
+            </w:pPr>
             <w:r>
               <w:rPr>
                 <w:sz w:val="18"/>
@@ -3745,6 +4265,9 @@
             </w:tcMar>
           </w:tcPr>
           <w:p>
+            <w:pPr>
+              <w:keepNext w:val="0"/>
+            </w:pPr>
             <w:r>
               <w:rPr>
                 <w:sz w:val="18"/>
@@ -3769,6 +4292,9 @@
             </w:tcMar>
           </w:tcPr>
           <w:p>
+            <w:pPr>
+              <w:keepNext w:val="0"/>
+            </w:pPr>
             <w:r>
               <w:rPr>
                 <w:sz w:val="18"/>
@@ -3788,6 +4314,9 @@
             </w:tcMar>
           </w:tcPr>
           <w:p>
+            <w:pPr>
+              <w:keepNext w:val="0"/>
+            </w:pPr>
             <w:r>
               <w:rPr>
                 <w:sz w:val="18"/>
@@ -3812,6 +4341,9 @@
             </w:tcMar>
           </w:tcPr>
           <w:p>
+            <w:pPr>
+              <w:keepNext w:val="0"/>
+            </w:pPr>
             <w:r>
               <w:rPr>
                 <w:sz w:val="18"/>
@@ -3831,6 +4363,9 @@
             </w:tcMar>
           </w:tcPr>
           <w:p>
+            <w:pPr>
+              <w:keepNext w:val="0"/>
+            </w:pPr>
             <w:r>
               <w:rPr>
                 <w:sz w:val="18"/>
@@ -3855,6 +4390,9 @@
             </w:tcMar>
           </w:tcPr>
           <w:p>
+            <w:pPr>
+              <w:keepNext w:val="0"/>
+            </w:pPr>
             <w:r>
               <w:rPr>
                 <w:sz w:val="18"/>
@@ -3874,6 +4412,9 @@
             </w:tcMar>
           </w:tcPr>
           <w:p>
+            <w:pPr>
+              <w:keepNext w:val="0"/>
+            </w:pPr>
             <w:r>
               <w:rPr>
                 <w:sz w:val="18"/>
@@ -3898,6 +4439,9 @@
             </w:tcMar>
           </w:tcPr>
           <w:p>
+            <w:pPr>
+              <w:keepNext w:val="0"/>
+            </w:pPr>
             <w:r>
               <w:rPr>
                 <w:sz w:val="18"/>
@@ -3917,6 +4461,9 @@
             </w:tcMar>
           </w:tcPr>
           <w:p>
+            <w:pPr>
+              <w:keepNext w:val="0"/>
+            </w:pPr>
             <w:r>
               <w:rPr>
                 <w:sz w:val="18"/>
@@ -3941,6 +4488,9 @@
             </w:tcMar>
           </w:tcPr>
           <w:p>
+            <w:pPr>
+              <w:keepNext w:val="0"/>
+            </w:pPr>
             <w:r>
               <w:rPr>
                 <w:sz w:val="18"/>
@@ -3960,6 +4510,9 @@
             </w:tcMar>
           </w:tcPr>
           <w:p>
+            <w:pPr>
+              <w:keepNext w:val="0"/>
+            </w:pPr>
             <w:r>
               <w:rPr>
                 <w:sz w:val="18"/>
@@ -3984,6 +4537,9 @@
             </w:tcMar>
           </w:tcPr>
           <w:p>
+            <w:pPr>
+              <w:keepNext w:val="0"/>
+            </w:pPr>
             <w:r>
               <w:rPr>
                 <w:sz w:val="18"/>
@@ -4003,6 +4559,9 @@
             </w:tcMar>
           </w:tcPr>
           <w:p>
+            <w:pPr>
+              <w:keepNext w:val="0"/>
+            </w:pPr>
             <w:r>
               <w:rPr>
                 <w:sz w:val="18"/>
@@ -4027,6 +4586,9 @@
             </w:tcMar>
           </w:tcPr>
           <w:p>
+            <w:pPr>
+              <w:keepNext w:val="0"/>
+            </w:pPr>
             <w:r>
               <w:rPr>
                 <w:sz w:val="18"/>
@@ -4046,6 +4608,9 @@
             </w:tcMar>
           </w:tcPr>
           <w:p>
+            <w:pPr>
+              <w:keepNext w:val="0"/>
+            </w:pPr>
             <w:r>
               <w:rPr>
                 <w:sz w:val="18"/>
@@ -4070,6 +4635,9 @@
             </w:tcMar>
           </w:tcPr>
           <w:p>
+            <w:pPr>
+              <w:keepNext w:val="0"/>
+            </w:pPr>
             <w:r>
               <w:rPr>
                 <w:sz w:val="18"/>
@@ -4089,6 +4657,9 @@
             </w:tcMar>
           </w:tcPr>
           <w:p>
+            <w:pPr>
+              <w:keepNext w:val="0"/>
+            </w:pPr>
             <w:r>
               <w:rPr>
                 <w:sz w:val="18"/>
@@ -4113,6 +4684,9 @@
             </w:tcMar>
           </w:tcPr>
           <w:p>
+            <w:pPr>
+              <w:keepNext w:val="0"/>
+            </w:pPr>
             <w:r>
               <w:rPr>
                 <w:sz w:val="18"/>
@@ -4132,6 +4706,9 @@
             </w:tcMar>
           </w:tcPr>
           <w:p>
+            <w:pPr>
+              <w:keepNext w:val="0"/>
+            </w:pPr>
             <w:r>
               <w:rPr>
                 <w:sz w:val="18"/>
@@ -4156,6 +4733,9 @@
             </w:tcMar>
           </w:tcPr>
           <w:p>
+            <w:pPr>
+              <w:keepNext w:val="0"/>
+            </w:pPr>
             <w:r>
               <w:rPr>
                 <w:sz w:val="18"/>
@@ -4175,6 +4755,9 @@
             </w:tcMar>
           </w:tcPr>
           <w:p>
+            <w:pPr>
+              <w:keepNext w:val="0"/>
+            </w:pPr>
             <w:r>
               <w:rPr>
                 <w:sz w:val="18"/>
@@ -4200,6 +4783,10 @@
         <w:gridCol w:w="10166"/>
       </w:tblGrid>
       <w:tr>
+        <w:trPr>
+          <w:tblHeader/>
+          <w:cantSplit/>
+        </w:trPr>
         <w:tc>
           <w:tcPr>
             <w:tcW w:type="dxa" w:w="10166"/>
@@ -4212,6 +4799,9 @@
             </w:tcMar>
           </w:tcPr>
           <w:p>
+            <w:pPr>
+              <w:keepNext w:val="0"/>
+            </w:pPr>
             <w:r>
               <w:rPr>
                 <w:b/>
@@ -4264,6 +4854,8 @@
       <w:tr>
         <w:trPr>
           <w:tblHeader w:val="true"/>
+          <w:tblHeader/>
+          <w:cantSplit/>
         </w:trPr>
         <w:tc>
           <w:tcPr>
@@ -4277,6 +4869,9 @@
             </w:tcMar>
           </w:tcPr>
           <w:p>
+            <w:pPr>
+              <w:keepNext w:val="0"/>
+            </w:pPr>
             <w:r>
               <w:rPr>
                 <w:b/>
@@ -4299,6 +4894,9 @@
             </w:tcMar>
           </w:tcPr>
           <w:p>
+            <w:pPr>
+              <w:keepNext w:val="0"/>
+            </w:pPr>
             <w:r>
               <w:rPr>
                 <w:b/>
@@ -4321,6 +4919,9 @@
             </w:tcMar>
           </w:tcPr>
           <w:p>
+            <w:pPr>
+              <w:keepNext w:val="0"/>
+            </w:pPr>
             <w:r>
               <w:rPr>
                 <w:b/>
@@ -4347,6 +4948,9 @@
             </w:tcMar>
           </w:tcPr>
           <w:p>
+            <w:pPr>
+              <w:keepNext w:val="0"/>
+            </w:pPr>
             <w:r>
               <w:rPr>
                 <w:sz w:val="18"/>
@@ -4366,6 +4970,9 @@
             </w:tcMar>
           </w:tcPr>
           <w:p>
+            <w:pPr>
+              <w:keepNext w:val="0"/>
+            </w:pPr>
             <w:r>
               <w:rPr>
                 <w:sz w:val="18"/>
@@ -4385,6 +4992,9 @@
             </w:tcMar>
           </w:tcPr>
           <w:p>
+            <w:pPr>
+              <w:keepNext w:val="0"/>
+            </w:pPr>
             <w:r>
               <w:rPr>
                 <w:sz w:val="18"/>
@@ -4409,6 +5019,9 @@
             </w:tcMar>
           </w:tcPr>
           <w:p>
+            <w:pPr>
+              <w:keepNext w:val="0"/>
+            </w:pPr>
             <w:r>
               <w:rPr>
                 <w:sz w:val="18"/>
@@ -4428,6 +5041,9 @@
             </w:tcMar>
           </w:tcPr>
           <w:p>
+            <w:pPr>
+              <w:keepNext w:val="0"/>
+            </w:pPr>
             <w:r>
               <w:rPr>
                 <w:sz w:val="18"/>
@@ -4447,6 +5063,9 @@
             </w:tcMar>
           </w:tcPr>
           <w:p>
+            <w:pPr>
+              <w:keepNext w:val="0"/>
+            </w:pPr>
             <w:r>
               <w:rPr>
                 <w:sz w:val="18"/>
@@ -4471,6 +5090,9 @@
             </w:tcMar>
           </w:tcPr>
           <w:p>
+            <w:pPr>
+              <w:keepNext w:val="0"/>
+            </w:pPr>
             <w:r>
               <w:rPr>
                 <w:sz w:val="18"/>
@@ -4490,6 +5112,9 @@
             </w:tcMar>
           </w:tcPr>
           <w:p>
+            <w:pPr>
+              <w:keepNext w:val="0"/>
+            </w:pPr>
             <w:r>
               <w:rPr>
                 <w:sz w:val="18"/>
@@ -4509,6 +5134,9 @@
             </w:tcMar>
           </w:tcPr>
           <w:p>
+            <w:pPr>
+              <w:keepNext w:val="0"/>
+            </w:pPr>
             <w:r>
               <w:rPr>
                 <w:sz w:val="18"/>
@@ -4533,6 +5161,9 @@
             </w:tcMar>
           </w:tcPr>
           <w:p>
+            <w:pPr>
+              <w:keepNext w:val="0"/>
+            </w:pPr>
             <w:r>
               <w:rPr>
                 <w:sz w:val="18"/>
@@ -4552,6 +5183,9 @@
             </w:tcMar>
           </w:tcPr>
           <w:p>
+            <w:pPr>
+              <w:keepNext w:val="0"/>
+            </w:pPr>
             <w:r>
               <w:rPr>
                 <w:sz w:val="18"/>
@@ -4571,6 +5205,9 @@
             </w:tcMar>
           </w:tcPr>
           <w:p>
+            <w:pPr>
+              <w:keepNext w:val="0"/>
+            </w:pPr>
             <w:r>
               <w:rPr>
                 <w:sz w:val="18"/>
@@ -4595,6 +5232,9 @@
             </w:tcMar>
           </w:tcPr>
           <w:p>
+            <w:pPr>
+              <w:keepNext w:val="0"/>
+            </w:pPr>
             <w:r>
               <w:rPr>
                 <w:sz w:val="18"/>
@@ -4614,6 +5254,9 @@
             </w:tcMar>
           </w:tcPr>
           <w:p>
+            <w:pPr>
+              <w:keepNext w:val="0"/>
+            </w:pPr>
             <w:r>
               <w:rPr>
                 <w:sz w:val="18"/>
@@ -4633,6 +5276,9 @@
             </w:tcMar>
           </w:tcPr>
           <w:p>
+            <w:pPr>
+              <w:keepNext w:val="0"/>
+            </w:pPr>
             <w:r>
               <w:rPr>
                 <w:sz w:val="18"/>
@@ -4658,6 +5304,10 @@
         <w:gridCol w:w="10166"/>
       </w:tblGrid>
       <w:tr>
+        <w:trPr>
+          <w:tblHeader/>
+          <w:cantSplit/>
+        </w:trPr>
         <w:tc>
           <w:tcPr>
             <w:tcW w:type="dxa" w:w="10166"/>
@@ -4670,6 +5320,9 @@
             </w:tcMar>
           </w:tcPr>
           <w:p>
+            <w:pPr>
+              <w:keepNext w:val="0"/>
+            </w:pPr>
             <w:r>
               <w:rPr>
                 <w:b/>
@@ -4798,6 +5451,7 @@
     </w:p>
     <w:p>
       <w:pPr>
+        <w:keepNext/>
         <w:jc w:val="center"/>
       </w:pPr>
       <w:r>
@@ -4838,10 +5492,15 @@
     <w:p>
       <w:pPr>
         <w:pStyle w:val="ETISCaption"/>
+        <w:keepNext w:val="0"/>
+        <w:keepLines/>
         <w:jc w:val="center"/>
       </w:pPr>
       <w:r>
         <w:t>Figure 5. Documentation architecture by audience. This Master Manual is the front door to the complete library.</w:t>
+      </w:r>
+      <w:r>
+        <w:t xml:space="preserve"> Historical reference figure; current text governs.</w:t>
       </w:r>
     </w:p>
     <w:tbl>
@@ -4860,6 +5519,8 @@
       <w:tr>
         <w:trPr>
           <w:tblHeader w:val="true"/>
+          <w:tblHeader/>
+          <w:cantSplit/>
         </w:trPr>
         <w:tc>
           <w:tcPr>
@@ -4873,6 +5534,9 @@
             </w:tcMar>
           </w:tcPr>
           <w:p>
+            <w:pPr>
+              <w:keepNext w:val="0"/>
+            </w:pPr>
             <w:r>
               <w:rPr>
                 <w:b/>
@@ -4895,6 +5559,9 @@
             </w:tcMar>
           </w:tcPr>
           <w:p>
+            <w:pPr>
+              <w:keepNext w:val="0"/>
+            </w:pPr>
             <w:r>
               <w:rPr>
                 <w:b/>
@@ -4917,6 +5584,9 @@
             </w:tcMar>
           </w:tcPr>
           <w:p>
+            <w:pPr>
+              <w:keepNext w:val="0"/>
+            </w:pPr>
             <w:r>
               <w:rPr>
                 <w:b/>
@@ -4939,6 +5609,9 @@
             </w:tcMar>
           </w:tcPr>
           <w:p>
+            <w:pPr>
+              <w:keepNext w:val="0"/>
+            </w:pPr>
             <w:r>
               <w:rPr>
                 <w:b/>
@@ -4965,6 +5638,9 @@
             </w:tcMar>
           </w:tcPr>
           <w:p>
+            <w:pPr>
+              <w:keepNext w:val="0"/>
+            </w:pPr>
             <w:r>
               <w:rPr>
                 <w:sz w:val="18"/>
@@ -4984,6 +5660,9 @@
             </w:tcMar>
           </w:tcPr>
           <w:p>
+            <w:pPr>
+              <w:keepNext w:val="0"/>
+            </w:pPr>
             <w:r>
               <w:rPr>
                 <w:sz w:val="18"/>
@@ -5003,6 +5682,9 @@
             </w:tcMar>
           </w:tcPr>
           <w:p>
+            <w:pPr>
+              <w:keepNext w:val="0"/>
+            </w:pPr>
             <w:r>
               <w:rPr>
                 <w:sz w:val="18"/>
@@ -5022,11 +5704,71 @@
             </w:tcMar>
           </w:tcPr>
           <w:p>
+            <w:pPr>
+              <w:keepNext w:val="0"/>
+            </w:pPr>
             <w:r>
               <w:rPr>
                 <w:sz w:val="18"/>
               </w:rPr>
               <w:t>System purpose, ETIS relationships, audience map, scenario index, governance, and the front door to the library.</w:t>
+            </w:r>
+          </w:p>
+        </w:tc>
+      </w:tr>
+      <w:tr>
+        <w:trPr>
+          <w:cantSplit/>
+        </w:trPr>
+        <w:tc>
+          <w:tcPr>
+            <w:tcW w:type="dxa" w:w="2541"/>
+          </w:tcPr>
+          <w:p>
+            <w:pPr>
+              <w:keepNext w:val="0"/>
+            </w:pPr>
+            <w:r>
+              <w:t>01</w:t>
+            </w:r>
+          </w:p>
+        </w:tc>
+        <w:tc>
+          <w:tcPr>
+            <w:tcW w:type="dxa" w:w="2541"/>
+          </w:tcPr>
+          <w:p>
+            <w:pPr>
+              <w:keepNext w:val="0"/>
+            </w:pPr>
+            <w:r>
+              <w:t>Executive Overview</w:t>
+            </w:r>
+          </w:p>
+        </w:tc>
+        <w:tc>
+          <w:tcPr>
+            <w:tcW w:type="dxa" w:w="2541"/>
+          </w:tcPr>
+          <w:p>
+            <w:pPr>
+              <w:keepNext w:val="0"/>
+            </w:pPr>
+            <w:r>
+              <w:t>Leadership / institutional adopter</w:t>
+            </w:r>
+          </w:p>
+        </w:tc>
+        <w:tc>
+          <w:tcPr>
+            <w:tcW w:type="dxa" w:w="2541"/>
+          </w:tcPr>
+          <w:p>
+            <w:pPr>
+              <w:keepNext w:val="0"/>
+            </w:pPr>
+            <w:r>
+              <w:t>Purpose, governance, educational value and adoption decisions.</w:t>
             </w:r>
           </w:p>
         </w:tc>
@@ -5046,6 +5788,9 @@
             </w:tcMar>
           </w:tcPr>
           <w:p>
+            <w:pPr>
+              <w:keepNext w:val="0"/>
+            </w:pPr>
             <w:r>
               <w:rPr>
                 <w:sz w:val="18"/>
@@ -5065,6 +5810,9 @@
             </w:tcMar>
           </w:tcPr>
           <w:p>
+            <w:pPr>
+              <w:keepNext w:val="0"/>
+            </w:pPr>
             <w:r>
               <w:rPr>
                 <w:sz w:val="18"/>
@@ -5084,6 +5832,9 @@
             </w:tcMar>
           </w:tcPr>
           <w:p>
+            <w:pPr>
+              <w:keepNext w:val="0"/>
+            </w:pPr>
             <w:r>
               <w:rPr>
                 <w:sz w:val="18"/>
@@ -5103,6 +5854,9 @@
             </w:tcMar>
           </w:tcPr>
           <w:p>
+            <w:pPr>
+              <w:keepNext w:val="0"/>
+            </w:pPr>
             <w:r>
               <w:rPr>
                 <w:sz w:val="18"/>
@@ -5127,6 +5881,9 @@
             </w:tcMar>
           </w:tcPr>
           <w:p>
+            <w:pPr>
+              <w:keepNext w:val="0"/>
+            </w:pPr>
             <w:r>
               <w:rPr>
                 <w:sz w:val="18"/>
@@ -5146,6 +5903,9 @@
             </w:tcMar>
           </w:tcPr>
           <w:p>
+            <w:pPr>
+              <w:keepNext w:val="0"/>
+            </w:pPr>
             <w:r>
               <w:rPr>
                 <w:sz w:val="18"/>
@@ -5165,6 +5925,9 @@
             </w:tcMar>
           </w:tcPr>
           <w:p>
+            <w:pPr>
+              <w:keepNext w:val="0"/>
+            </w:pPr>
             <w:r>
               <w:rPr>
                 <w:sz w:val="18"/>
@@ -5184,6 +5947,9 @@
             </w:tcMar>
           </w:tcPr>
           <w:p>
+            <w:pPr>
+              <w:keepNext w:val="0"/>
+            </w:pPr>
             <w:r>
               <w:rPr>
                 <w:sz w:val="18"/>
@@ -5208,6 +5974,9 @@
             </w:tcMar>
           </w:tcPr>
           <w:p>
+            <w:pPr>
+              <w:keepNext w:val="0"/>
+            </w:pPr>
             <w:r>
               <w:rPr>
                 <w:sz w:val="18"/>
@@ -5227,6 +5996,9 @@
             </w:tcMar>
           </w:tcPr>
           <w:p>
+            <w:pPr>
+              <w:keepNext w:val="0"/>
+            </w:pPr>
             <w:r>
               <w:rPr>
                 <w:sz w:val="18"/>
@@ -5246,6 +6018,9 @@
             </w:tcMar>
           </w:tcPr>
           <w:p>
+            <w:pPr>
+              <w:keepNext w:val="0"/>
+            </w:pPr>
             <w:r>
               <w:rPr>
                 <w:sz w:val="18"/>
@@ -5265,6 +6040,9 @@
             </w:tcMar>
           </w:tcPr>
           <w:p>
+            <w:pPr>
+              <w:keepNext w:val="0"/>
+            </w:pPr>
             <w:r>
               <w:rPr>
                 <w:sz w:val="18"/>
@@ -5289,6 +6067,9 @@
             </w:tcMar>
           </w:tcPr>
           <w:p>
+            <w:pPr>
+              <w:keepNext w:val="0"/>
+            </w:pPr>
             <w:r>
               <w:rPr>
                 <w:sz w:val="18"/>
@@ -5308,6 +6089,9 @@
             </w:tcMar>
           </w:tcPr>
           <w:p>
+            <w:pPr>
+              <w:keepNext w:val="0"/>
+            </w:pPr>
             <w:r>
               <w:rPr>
                 <w:sz w:val="18"/>
@@ -5327,6 +6111,9 @@
             </w:tcMar>
           </w:tcPr>
           <w:p>
+            <w:pPr>
+              <w:keepNext w:val="0"/>
+            </w:pPr>
             <w:r>
               <w:rPr>
                 <w:sz w:val="18"/>
@@ -5346,6 +6133,9 @@
             </w:tcMar>
           </w:tcPr>
           <w:p>
+            <w:pPr>
+              <w:keepNext w:val="0"/>
+            </w:pPr>
             <w:r>
               <w:rPr>
                 <w:sz w:val="18"/>
@@ -5370,6 +6160,9 @@
             </w:tcMar>
           </w:tcPr>
           <w:p>
+            <w:pPr>
+              <w:keepNext w:val="0"/>
+            </w:pPr>
             <w:r>
               <w:rPr>
                 <w:sz w:val="18"/>
@@ -5389,6 +6182,9 @@
             </w:tcMar>
           </w:tcPr>
           <w:p>
+            <w:pPr>
+              <w:keepNext w:val="0"/>
+            </w:pPr>
             <w:r>
               <w:rPr>
                 <w:sz w:val="18"/>
@@ -5408,6 +6204,9 @@
             </w:tcMar>
           </w:tcPr>
           <w:p>
+            <w:pPr>
+              <w:keepNext w:val="0"/>
+            </w:pPr>
             <w:r>
               <w:rPr>
                 <w:sz w:val="18"/>
@@ -5427,6 +6226,9 @@
             </w:tcMar>
           </w:tcPr>
           <w:p>
+            <w:pPr>
+              <w:keepNext w:val="0"/>
+            </w:pPr>
             <w:r>
               <w:rPr>
                 <w:sz w:val="18"/>
@@ -5451,6 +6253,9 @@
             </w:tcMar>
           </w:tcPr>
           <w:p>
+            <w:pPr>
+              <w:keepNext w:val="0"/>
+            </w:pPr>
             <w:r>
               <w:rPr>
                 <w:sz w:val="18"/>
@@ -5470,6 +6275,9 @@
             </w:tcMar>
           </w:tcPr>
           <w:p>
+            <w:pPr>
+              <w:keepNext w:val="0"/>
+            </w:pPr>
             <w:r>
               <w:rPr>
                 <w:sz w:val="18"/>
@@ -5489,6 +6297,9 @@
             </w:tcMar>
           </w:tcPr>
           <w:p>
+            <w:pPr>
+              <w:keepNext w:val="0"/>
+            </w:pPr>
             <w:r>
               <w:rPr>
                 <w:sz w:val="18"/>
@@ -5508,6 +6319,9 @@
             </w:tcMar>
           </w:tcPr>
           <w:p>
+            <w:pPr>
+              <w:keepNext w:val="0"/>
+            </w:pPr>
             <w:r>
               <w:rPr>
                 <w:sz w:val="18"/>
@@ -5532,6 +6346,9 @@
             </w:tcMar>
           </w:tcPr>
           <w:p>
+            <w:pPr>
+              <w:keepNext w:val="0"/>
+            </w:pPr>
             <w:r>
               <w:rPr>
                 <w:sz w:val="18"/>
@@ -5551,6 +6368,9 @@
             </w:tcMar>
           </w:tcPr>
           <w:p>
+            <w:pPr>
+              <w:keepNext w:val="0"/>
+            </w:pPr>
             <w:r>
               <w:rPr>
                 <w:sz w:val="18"/>
@@ -5570,6 +6390,9 @@
             </w:tcMar>
           </w:tcPr>
           <w:p>
+            <w:pPr>
+              <w:keepNext w:val="0"/>
+            </w:pPr>
             <w:r>
               <w:rPr>
                 <w:sz w:val="18"/>
@@ -5589,6 +6412,9 @@
             </w:tcMar>
           </w:tcPr>
           <w:p>
+            <w:pPr>
+              <w:keepNext w:val="0"/>
+            </w:pPr>
             <w:r>
               <w:rPr>
                 <w:sz w:val="18"/>
@@ -5613,6 +6439,9 @@
             </w:tcMar>
           </w:tcPr>
           <w:p>
+            <w:pPr>
+              <w:keepNext w:val="0"/>
+            </w:pPr>
             <w:r>
               <w:rPr>
                 <w:sz w:val="18"/>
@@ -5632,6 +6461,9 @@
             </w:tcMar>
           </w:tcPr>
           <w:p>
+            <w:pPr>
+              <w:keepNext w:val="0"/>
+            </w:pPr>
             <w:r>
               <w:rPr>
                 <w:sz w:val="18"/>
@@ -5651,6 +6483,9 @@
             </w:tcMar>
           </w:tcPr>
           <w:p>
+            <w:pPr>
+              <w:keepNext w:val="0"/>
+            </w:pPr>
             <w:r>
               <w:rPr>
                 <w:sz w:val="18"/>
@@ -5670,6 +6505,9 @@
             </w:tcMar>
           </w:tcPr>
           <w:p>
+            <w:pPr>
+              <w:keepNext w:val="0"/>
+            </w:pPr>
             <w:r>
               <w:rPr>
                 <w:sz w:val="18"/>
@@ -5694,6 +6532,9 @@
             </w:tcMar>
           </w:tcPr>
           <w:p>
+            <w:pPr>
+              <w:keepNext w:val="0"/>
+            </w:pPr>
             <w:r>
               <w:rPr>
                 <w:sz w:val="18"/>
@@ -5713,6 +6554,9 @@
             </w:tcMar>
           </w:tcPr>
           <w:p>
+            <w:pPr>
+              <w:keepNext w:val="0"/>
+            </w:pPr>
             <w:r>
               <w:rPr>
                 <w:sz w:val="18"/>
@@ -5732,6 +6576,9 @@
             </w:tcMar>
           </w:tcPr>
           <w:p>
+            <w:pPr>
+              <w:keepNext w:val="0"/>
+            </w:pPr>
             <w:r>
               <w:rPr>
                 <w:sz w:val="18"/>
@@ -5751,6 +6598,9 @@
             </w:tcMar>
           </w:tcPr>
           <w:p>
+            <w:pPr>
+              <w:keepNext w:val="0"/>
+            </w:pPr>
             <w:r>
               <w:rPr>
                 <w:sz w:val="18"/>
@@ -5775,6 +6625,9 @@
             </w:tcMar>
           </w:tcPr>
           <w:p>
+            <w:pPr>
+              <w:keepNext w:val="0"/>
+            </w:pPr>
             <w:r>
               <w:rPr>
                 <w:sz w:val="18"/>
@@ -5794,6 +6647,9 @@
             </w:tcMar>
           </w:tcPr>
           <w:p>
+            <w:pPr>
+              <w:keepNext w:val="0"/>
+            </w:pPr>
             <w:r>
               <w:rPr>
                 <w:sz w:val="18"/>
@@ -5813,6 +6669,9 @@
             </w:tcMar>
           </w:tcPr>
           <w:p>
+            <w:pPr>
+              <w:keepNext w:val="0"/>
+            </w:pPr>
             <w:r>
               <w:rPr>
                 <w:sz w:val="18"/>
@@ -5832,6 +6691,9 @@
             </w:tcMar>
           </w:tcPr>
           <w:p>
+            <w:pPr>
+              <w:keepNext w:val="0"/>
+            </w:pPr>
             <w:r>
               <w:rPr>
                 <w:sz w:val="18"/>
@@ -5857,6 +6719,10 @@
         <w:gridCol w:w="10166"/>
       </w:tblGrid>
       <w:tr>
+        <w:trPr>
+          <w:tblHeader/>
+          <w:cantSplit/>
+        </w:trPr>
         <w:tc>
           <w:tcPr>
             <w:tcW w:type="dxa" w:w="10166"/>
@@ -5869,6 +6735,9 @@
             </w:tcMar>
           </w:tcPr>
           <w:p>
+            <w:pPr>
+              <w:keepNext w:val="0"/>
+            </w:pPr>
             <w:r>
               <w:rPr>
                 <w:b/>
@@ -5882,7 +6751,7 @@
               <w:rPr>
                 <w:sz w:val="20"/>
               </w:rPr>
-              <w:t>This Master Manual intentionally serves the executive-overview role for the published library. The earlier standalone executive overview is superseded by this document unless a separate short executive brief is later published for institutional leadership.</w:t>
+              <w:t>Manual 01 is the active Executive Overview for leadership and adoption. This Master Manual remains the complete front door and documentation index; neither document supersedes the other.</w:t>
             </w:r>
           </w:p>
         </w:tc>
@@ -5916,6 +6785,8 @@
       <w:tr>
         <w:trPr>
           <w:tblHeader w:val="true"/>
+          <w:tblHeader/>
+          <w:cantSplit/>
         </w:trPr>
         <w:tc>
           <w:tcPr>
@@ -5929,6 +6800,9 @@
             </w:tcMar>
           </w:tcPr>
           <w:p>
+            <w:pPr>
+              <w:keepNext w:val="0"/>
+            </w:pPr>
             <w:r>
               <w:rPr>
                 <w:b/>
@@ -5951,6 +6825,9 @@
             </w:tcMar>
           </w:tcPr>
           <w:p>
+            <w:pPr>
+              <w:keepNext w:val="0"/>
+            </w:pPr>
             <w:r>
               <w:rPr>
                 <w:b/>
@@ -5973,6 +6850,9 @@
             </w:tcMar>
           </w:tcPr>
           <w:p>
+            <w:pPr>
+              <w:keepNext w:val="0"/>
+            </w:pPr>
             <w:r>
               <w:rPr>
                 <w:b/>
@@ -5999,6 +6879,9 @@
             </w:tcMar>
           </w:tcPr>
           <w:p>
+            <w:pPr>
+              <w:keepNext w:val="0"/>
+            </w:pPr>
             <w:r>
               <w:rPr>
                 <w:sz w:val="18"/>
@@ -6018,6 +6901,9 @@
             </w:tcMar>
           </w:tcPr>
           <w:p>
+            <w:pPr>
+              <w:keepNext w:val="0"/>
+            </w:pPr>
             <w:r>
               <w:rPr>
                 <w:sz w:val="18"/>
@@ -6037,6 +6923,9 @@
             </w:tcMar>
           </w:tcPr>
           <w:p>
+            <w:pPr>
+              <w:keepNext w:val="0"/>
+            </w:pPr>
             <w:r>
               <w:rPr>
                 <w:sz w:val="18"/>
@@ -6061,6 +6950,9 @@
             </w:tcMar>
           </w:tcPr>
           <w:p>
+            <w:pPr>
+              <w:keepNext w:val="0"/>
+            </w:pPr>
             <w:r>
               <w:rPr>
                 <w:sz w:val="18"/>
@@ -6080,6 +6972,9 @@
             </w:tcMar>
           </w:tcPr>
           <w:p>
+            <w:pPr>
+              <w:keepNext w:val="0"/>
+            </w:pPr>
             <w:r>
               <w:rPr>
                 <w:sz w:val="18"/>
@@ -6099,6 +6994,9 @@
             </w:tcMar>
           </w:tcPr>
           <w:p>
+            <w:pPr>
+              <w:keepNext w:val="0"/>
+            </w:pPr>
             <w:r>
               <w:rPr>
                 <w:sz w:val="18"/>
@@ -6123,6 +7021,9 @@
             </w:tcMar>
           </w:tcPr>
           <w:p>
+            <w:pPr>
+              <w:keepNext w:val="0"/>
+            </w:pPr>
             <w:r>
               <w:rPr>
                 <w:sz w:val="18"/>
@@ -6142,6 +7043,9 @@
             </w:tcMar>
           </w:tcPr>
           <w:p>
+            <w:pPr>
+              <w:keepNext w:val="0"/>
+            </w:pPr>
             <w:r>
               <w:rPr>
                 <w:sz w:val="18"/>
@@ -6161,6 +7065,9 @@
             </w:tcMar>
           </w:tcPr>
           <w:p>
+            <w:pPr>
+              <w:keepNext w:val="0"/>
+            </w:pPr>
             <w:r>
               <w:rPr>
                 <w:sz w:val="18"/>
@@ -6185,6 +7092,9 @@
             </w:tcMar>
           </w:tcPr>
           <w:p>
+            <w:pPr>
+              <w:keepNext w:val="0"/>
+            </w:pPr>
             <w:r>
               <w:rPr>
                 <w:sz w:val="18"/>
@@ -6204,6 +7114,9 @@
             </w:tcMar>
           </w:tcPr>
           <w:p>
+            <w:pPr>
+              <w:keepNext w:val="0"/>
+            </w:pPr>
             <w:r>
               <w:rPr>
                 <w:sz w:val="18"/>
@@ -6223,6 +7136,9 @@
             </w:tcMar>
           </w:tcPr>
           <w:p>
+            <w:pPr>
+              <w:keepNext w:val="0"/>
+            </w:pPr>
             <w:r>
               <w:rPr>
                 <w:sz w:val="18"/>
@@ -6247,6 +7163,9 @@
             </w:tcMar>
           </w:tcPr>
           <w:p>
+            <w:pPr>
+              <w:keepNext w:val="0"/>
+            </w:pPr>
             <w:r>
               <w:rPr>
                 <w:sz w:val="18"/>
@@ -6266,6 +7185,9 @@
             </w:tcMar>
           </w:tcPr>
           <w:p>
+            <w:pPr>
+              <w:keepNext w:val="0"/>
+            </w:pPr>
             <w:r>
               <w:rPr>
                 <w:sz w:val="18"/>
@@ -6285,6 +7207,9 @@
             </w:tcMar>
           </w:tcPr>
           <w:p>
+            <w:pPr>
+              <w:keepNext w:val="0"/>
+            </w:pPr>
             <w:r>
               <w:rPr>
                 <w:sz w:val="18"/>
@@ -6309,6 +7234,9 @@
             </w:tcMar>
           </w:tcPr>
           <w:p>
+            <w:pPr>
+              <w:keepNext w:val="0"/>
+            </w:pPr>
             <w:r>
               <w:rPr>
                 <w:sz w:val="18"/>
@@ -6328,6 +7256,9 @@
             </w:tcMar>
           </w:tcPr>
           <w:p>
+            <w:pPr>
+              <w:keepNext w:val="0"/>
+            </w:pPr>
             <w:r>
               <w:rPr>
                 <w:sz w:val="18"/>
@@ -6347,6 +7278,9 @@
             </w:tcMar>
           </w:tcPr>
           <w:p>
+            <w:pPr>
+              <w:keepNext w:val="0"/>
+            </w:pPr>
             <w:r>
               <w:rPr>
                 <w:sz w:val="18"/>
@@ -6371,6 +7305,9 @@
             </w:tcMar>
           </w:tcPr>
           <w:p>
+            <w:pPr>
+              <w:keepNext w:val="0"/>
+            </w:pPr>
             <w:r>
               <w:rPr>
                 <w:sz w:val="18"/>
@@ -6390,6 +7327,9 @@
             </w:tcMar>
           </w:tcPr>
           <w:p>
+            <w:pPr>
+              <w:keepNext w:val="0"/>
+            </w:pPr>
             <w:r>
               <w:rPr>
                 <w:sz w:val="18"/>
@@ -6409,6 +7349,9 @@
             </w:tcMar>
           </w:tcPr>
           <w:p>
+            <w:pPr>
+              <w:keepNext w:val="0"/>
+            </w:pPr>
             <w:r>
               <w:rPr>
                 <w:sz w:val="18"/>
@@ -6433,6 +7376,9 @@
             </w:tcMar>
           </w:tcPr>
           <w:p>
+            <w:pPr>
+              <w:keepNext w:val="0"/>
+            </w:pPr>
             <w:r>
               <w:rPr>
                 <w:sz w:val="18"/>
@@ -6452,6 +7398,9 @@
             </w:tcMar>
           </w:tcPr>
           <w:p>
+            <w:pPr>
+              <w:keepNext w:val="0"/>
+            </w:pPr>
             <w:r>
               <w:rPr>
                 <w:sz w:val="18"/>
@@ -6471,6 +7420,9 @@
             </w:tcMar>
           </w:tcPr>
           <w:p>
+            <w:pPr>
+              <w:keepNext w:val="0"/>
+            </w:pPr>
             <w:r>
               <w:rPr>
                 <w:sz w:val="18"/>
@@ -6495,6 +7447,9 @@
             </w:tcMar>
           </w:tcPr>
           <w:p>
+            <w:pPr>
+              <w:keepNext w:val="0"/>
+            </w:pPr>
             <w:r>
               <w:rPr>
                 <w:sz w:val="18"/>
@@ -6514,6 +7469,9 @@
             </w:tcMar>
           </w:tcPr>
           <w:p>
+            <w:pPr>
+              <w:keepNext w:val="0"/>
+            </w:pPr>
             <w:r>
               <w:rPr>
                 <w:sz w:val="18"/>
@@ -6533,6 +7491,9 @@
             </w:tcMar>
           </w:tcPr>
           <w:p>
+            <w:pPr>
+              <w:keepNext w:val="0"/>
+            </w:pPr>
             <w:r>
               <w:rPr>
                 <w:sz w:val="18"/>
@@ -6557,6 +7518,9 @@
             </w:tcMar>
           </w:tcPr>
           <w:p>
+            <w:pPr>
+              <w:keepNext w:val="0"/>
+            </w:pPr>
             <w:r>
               <w:rPr>
                 <w:sz w:val="18"/>
@@ -6576,6 +7540,9 @@
             </w:tcMar>
           </w:tcPr>
           <w:p>
+            <w:pPr>
+              <w:keepNext w:val="0"/>
+            </w:pPr>
             <w:r>
               <w:rPr>
                 <w:sz w:val="18"/>
@@ -6595,6 +7562,9 @@
             </w:tcMar>
           </w:tcPr>
           <w:p>
+            <w:pPr>
+              <w:keepNext w:val="0"/>
+            </w:pPr>
             <w:r>
               <w:rPr>
                 <w:sz w:val="18"/>
@@ -6619,6 +7589,9 @@
             </w:tcMar>
           </w:tcPr>
           <w:p>
+            <w:pPr>
+              <w:keepNext w:val="0"/>
+            </w:pPr>
             <w:r>
               <w:rPr>
                 <w:sz w:val="18"/>
@@ -6638,6 +7611,9 @@
             </w:tcMar>
           </w:tcPr>
           <w:p>
+            <w:pPr>
+              <w:keepNext w:val="0"/>
+            </w:pPr>
             <w:r>
               <w:rPr>
                 <w:sz w:val="18"/>
@@ -6657,6 +7633,9 @@
             </w:tcMar>
           </w:tcPr>
           <w:p>
+            <w:pPr>
+              <w:keepNext w:val="0"/>
+            </w:pPr>
             <w:r>
               <w:rPr>
                 <w:sz w:val="18"/>
@@ -6766,6 +7745,8 @@
       <w:tr>
         <w:trPr>
           <w:tblHeader w:val="true"/>
+          <w:tblHeader/>
+          <w:cantSplit/>
         </w:trPr>
         <w:tc>
           <w:tcPr>
@@ -6779,6 +7760,9 @@
             </w:tcMar>
           </w:tcPr>
           <w:p>
+            <w:pPr>
+              <w:keepNext w:val="0"/>
+            </w:pPr>
             <w:r>
               <w:rPr>
                 <w:b/>
@@ -6801,6 +7785,9 @@
             </w:tcMar>
           </w:tcPr>
           <w:p>
+            <w:pPr>
+              <w:keepNext w:val="0"/>
+            </w:pPr>
             <w:r>
               <w:rPr>
                 <w:b/>
@@ -6827,6 +7814,9 @@
             </w:tcMar>
           </w:tcPr>
           <w:p>
+            <w:pPr>
+              <w:keepNext w:val="0"/>
+            </w:pPr>
             <w:r>
               <w:rPr>
                 <w:sz w:val="18"/>
@@ -6846,6 +7836,9 @@
             </w:tcMar>
           </w:tcPr>
           <w:p>
+            <w:pPr>
+              <w:keepNext w:val="0"/>
+            </w:pPr>
             <w:r>
               <w:rPr>
                 <w:sz w:val="18"/>
@@ -6870,6 +7863,9 @@
             </w:tcMar>
           </w:tcPr>
           <w:p>
+            <w:pPr>
+              <w:keepNext w:val="0"/>
+            </w:pPr>
             <w:r>
               <w:rPr>
                 <w:sz w:val="18"/>
@@ -6889,6 +7885,9 @@
             </w:tcMar>
           </w:tcPr>
           <w:p>
+            <w:pPr>
+              <w:keepNext w:val="0"/>
+            </w:pPr>
             <w:r>
               <w:rPr>
                 <w:sz w:val="18"/>
@@ -6913,6 +7912,9 @@
             </w:tcMar>
           </w:tcPr>
           <w:p>
+            <w:pPr>
+              <w:keepNext w:val="0"/>
+            </w:pPr>
             <w:r>
               <w:rPr>
                 <w:sz w:val="18"/>
@@ -6932,6 +7934,9 @@
             </w:tcMar>
           </w:tcPr>
           <w:p>
+            <w:pPr>
+              <w:keepNext w:val="0"/>
+            </w:pPr>
             <w:r>
               <w:rPr>
                 <w:sz w:val="18"/>
@@ -6956,6 +7961,9 @@
             </w:tcMar>
           </w:tcPr>
           <w:p>
+            <w:pPr>
+              <w:keepNext w:val="0"/>
+            </w:pPr>
             <w:r>
               <w:rPr>
                 <w:sz w:val="18"/>
@@ -6975,6 +7983,9 @@
             </w:tcMar>
           </w:tcPr>
           <w:p>
+            <w:pPr>
+              <w:keepNext w:val="0"/>
+            </w:pPr>
             <w:r>
               <w:rPr>
                 <w:sz w:val="18"/>
@@ -6999,6 +8010,9 @@
             </w:tcMar>
           </w:tcPr>
           <w:p>
+            <w:pPr>
+              <w:keepNext w:val="0"/>
+            </w:pPr>
             <w:r>
               <w:rPr>
                 <w:sz w:val="18"/>
@@ -7018,6 +8032,9 @@
             </w:tcMar>
           </w:tcPr>
           <w:p>
+            <w:pPr>
+              <w:keepNext w:val="0"/>
+            </w:pPr>
             <w:r>
               <w:rPr>
                 <w:sz w:val="18"/>
@@ -7042,6 +8059,9 @@
             </w:tcMar>
           </w:tcPr>
           <w:p>
+            <w:pPr>
+              <w:keepNext w:val="0"/>
+            </w:pPr>
             <w:r>
               <w:rPr>
                 <w:sz w:val="18"/>
@@ -7061,6 +8081,9 @@
             </w:tcMar>
           </w:tcPr>
           <w:p>
+            <w:pPr>
+              <w:keepNext w:val="0"/>
+            </w:pPr>
             <w:r>
               <w:rPr>
                 <w:sz w:val="18"/>
@@ -7085,6 +8108,9 @@
             </w:tcMar>
           </w:tcPr>
           <w:p>
+            <w:pPr>
+              <w:keepNext w:val="0"/>
+            </w:pPr>
             <w:r>
               <w:rPr>
                 <w:sz w:val="18"/>
@@ -7104,6 +8130,9 @@
             </w:tcMar>
           </w:tcPr>
           <w:p>
+            <w:pPr>
+              <w:keepNext w:val="0"/>
+            </w:pPr>
             <w:r>
               <w:rPr>
                 <w:sz w:val="18"/>
@@ -7166,6 +8195,29 @@
     </w:p>
     <w:p>
       <w:pPr>
+        <w:pStyle w:val="Heading2"/>
+      </w:pPr>
+      <w:r>
+        <w:t>Release and documentation authority</w:t>
+      </w:r>
+    </w:p>
+    <w:p>
+      <w:r>
+        <w:t>The v0.18.0 source version is defined in apps/api/app/version.py. FastAPI/OpenAPI and /health use that value. Source version, merged Git SHA, immutable image/revision, deployment success and production acceptance are separate evidence. The August GO records and v0.17 analytical history keep their original dates and versions.</w:t>
+      </w:r>
+    </w:p>
+    <w:p>
+      <w:r>
+        <w:t>Production defaults remain legacy reasoning and legacy planning. Shadow validator/planner/selector/realizer evaluation remains internal and does not replace student-visible authority. This release introduces no PR5 authority transfer, database migration or course-model change.</w:t>
+      </w:r>
+    </w:p>
+    <w:p>
+      <w:r>
+        <w:t>All 12 manuals (00–11) have matching DOCX and regenerated PDF editions. Manual 01 is the active leadership brief; this Master Manual is the full library front door. See docs/manuals/README.md and docs/releases/v0.18.0.md for the paired inventory and release sequence.</w:t>
+      </w:r>
+    </w:p>
+    <w:p>
+      <w:pPr>
         <w:pStyle w:val="Heading1"/>
       </w:pPr>
       <w:r>
@@ -7186,6 +8238,8 @@
       <w:tr>
         <w:trPr>
           <w:tblHeader w:val="true"/>
+          <w:tblHeader/>
+          <w:cantSplit/>
         </w:trPr>
         <w:tc>
           <w:tcPr>
@@ -7199,6 +8253,9 @@
             </w:tcMar>
           </w:tcPr>
           <w:p>
+            <w:pPr>
+              <w:keepNext w:val="0"/>
+            </w:pPr>
             <w:r>
               <w:rPr>
                 <w:b/>
@@ -7221,6 +8278,9 @@
             </w:tcMar>
           </w:tcPr>
           <w:p>
+            <w:pPr>
+              <w:keepNext w:val="0"/>
+            </w:pPr>
             <w:r>
               <w:rPr>
                 <w:b/>
@@ -7247,6 +8307,9 @@
             </w:tcMar>
           </w:tcPr>
           <w:p>
+            <w:pPr>
+              <w:keepNext w:val="0"/>
+            </w:pPr>
             <w:r>
               <w:rPr>
                 <w:sz w:val="18"/>
@@ -7266,6 +8329,9 @@
             </w:tcMar>
           </w:tcPr>
           <w:p>
+            <w:pPr>
+              <w:keepNext w:val="0"/>
+            </w:pPr>
             <w:r>
               <w:rPr>
                 <w:sz w:val="18"/>
@@ -7290,6 +8356,9 @@
             </w:tcMar>
           </w:tcPr>
           <w:p>
+            <w:pPr>
+              <w:keepNext w:val="0"/>
+            </w:pPr>
             <w:r>
               <w:rPr>
                 <w:sz w:val="18"/>
@@ -7309,6 +8378,9 @@
             </w:tcMar>
           </w:tcPr>
           <w:p>
+            <w:pPr>
+              <w:keepNext w:val="0"/>
+            </w:pPr>
             <w:r>
               <w:rPr>
                 <w:sz w:val="18"/>
@@ -7333,6 +8405,9 @@
             </w:tcMar>
           </w:tcPr>
           <w:p>
+            <w:pPr>
+              <w:keepNext w:val="0"/>
+            </w:pPr>
             <w:r>
               <w:rPr>
                 <w:sz w:val="18"/>
@@ -7352,6 +8427,9 @@
             </w:tcMar>
           </w:tcPr>
           <w:p>
+            <w:pPr>
+              <w:keepNext w:val="0"/>
+            </w:pPr>
             <w:r>
               <w:rPr>
                 <w:sz w:val="18"/>
@@ -7376,6 +8454,9 @@
             </w:tcMar>
           </w:tcPr>
           <w:p>
+            <w:pPr>
+              <w:keepNext w:val="0"/>
+            </w:pPr>
             <w:r>
               <w:rPr>
                 <w:sz w:val="18"/>
@@ -7395,6 +8476,9 @@
             </w:tcMar>
           </w:tcPr>
           <w:p>
+            <w:pPr>
+              <w:keepNext w:val="0"/>
+            </w:pPr>
             <w:r>
               <w:rPr>
                 <w:sz w:val="18"/>
@@ -7419,6 +8503,9 @@
             </w:tcMar>
           </w:tcPr>
           <w:p>
+            <w:pPr>
+              <w:keepNext w:val="0"/>
+            </w:pPr>
             <w:r>
               <w:rPr>
                 <w:sz w:val="18"/>
@@ -7438,6 +8525,9 @@
             </w:tcMar>
           </w:tcPr>
           <w:p>
+            <w:pPr>
+              <w:keepNext w:val="0"/>
+            </w:pPr>
             <w:r>
               <w:rPr>
                 <w:sz w:val="18"/>
@@ -7462,6 +8552,9 @@
             </w:tcMar>
           </w:tcPr>
           <w:p>
+            <w:pPr>
+              <w:keepNext w:val="0"/>
+            </w:pPr>
             <w:r>
               <w:rPr>
                 <w:sz w:val="18"/>
@@ -7481,6 +8574,9 @@
             </w:tcMar>
           </w:tcPr>
           <w:p>
+            <w:pPr>
+              <w:keepNext w:val="0"/>
+            </w:pPr>
             <w:r>
               <w:rPr>
                 <w:sz w:val="18"/>
@@ -7505,6 +8601,9 @@
             </w:tcMar>
           </w:tcPr>
           <w:p>
+            <w:pPr>
+              <w:keepNext w:val="0"/>
+            </w:pPr>
             <w:r>
               <w:rPr>
                 <w:sz w:val="18"/>
@@ -7524,6 +8623,9 @@
             </w:tcMar>
           </w:tcPr>
           <w:p>
+            <w:pPr>
+              <w:keepNext w:val="0"/>
+            </w:pPr>
             <w:r>
               <w:rPr>
                 <w:sz w:val="18"/>
@@ -7548,6 +8650,9 @@
             </w:tcMar>
           </w:tcPr>
           <w:p>
+            <w:pPr>
+              <w:keepNext w:val="0"/>
+            </w:pPr>
             <w:r>
               <w:rPr>
                 <w:sz w:val="18"/>
@@ -7567,6 +8672,9 @@
             </w:tcMar>
           </w:tcPr>
           <w:p>
+            <w:pPr>
+              <w:keepNext w:val="0"/>
+            </w:pPr>
             <w:r>
               <w:rPr>
                 <w:sz w:val="18"/>
@@ -7591,6 +8699,9 @@
             </w:tcMar>
           </w:tcPr>
           <w:p>
+            <w:pPr>
+              <w:keepNext w:val="0"/>
+            </w:pPr>
             <w:r>
               <w:rPr>
                 <w:sz w:val="18"/>
@@ -7610,6 +8721,9 @@
             </w:tcMar>
           </w:tcPr>
           <w:p>
+            <w:pPr>
+              <w:keepNext w:val="0"/>
+            </w:pPr>
             <w:r>
               <w:rPr>
                 <w:sz w:val="18"/>
@@ -7634,6 +8748,9 @@
             </w:tcMar>
           </w:tcPr>
           <w:p>
+            <w:pPr>
+              <w:keepNext w:val="0"/>
+            </w:pPr>
             <w:r>
               <w:rPr>
                 <w:sz w:val="18"/>
@@ -7653,6 +8770,9 @@
             </w:tcMar>
           </w:tcPr>
           <w:p>
+            <w:pPr>
+              <w:keepNext w:val="0"/>
+            </w:pPr>
             <w:r>
               <w:rPr>
                 <w:sz w:val="18"/>
@@ -7677,6 +8797,9 @@
             </w:tcMar>
           </w:tcPr>
           <w:p>
+            <w:pPr>
+              <w:keepNext w:val="0"/>
+            </w:pPr>
             <w:r>
               <w:rPr>
                 <w:sz w:val="18"/>
@@ -7696,6 +8819,9 @@
             </w:tcMar>
           </w:tcPr>
           <w:p>
+            <w:pPr>
+              <w:keepNext w:val="0"/>
+            </w:pPr>
             <w:r>
               <w:rPr>
                 <w:sz w:val="18"/>
@@ -7734,6 +8860,8 @@
       <w:tr>
         <w:trPr>
           <w:tblHeader w:val="true"/>
+          <w:tblHeader/>
+          <w:cantSplit/>
         </w:trPr>
         <w:tc>
           <w:tcPr>
@@ -7747,6 +8875,9 @@
             </w:tcMar>
           </w:tcPr>
           <w:p>
+            <w:pPr>
+              <w:keepNext w:val="0"/>
+            </w:pPr>
             <w:r>
               <w:rPr>
                 <w:b/>
@@ -7769,6 +8900,9 @@
             </w:tcMar>
           </w:tcPr>
           <w:p>
+            <w:pPr>
+              <w:keepNext w:val="0"/>
+            </w:pPr>
             <w:r>
               <w:rPr>
                 <w:b/>
@@ -7791,6 +8925,9 @@
             </w:tcMar>
           </w:tcPr>
           <w:p>
+            <w:pPr>
+              <w:keepNext w:val="0"/>
+            </w:pPr>
             <w:r>
               <w:rPr>
                 <w:b/>
@@ -7817,6 +8954,9 @@
             </w:tcMar>
           </w:tcPr>
           <w:p>
+            <w:pPr>
+              <w:keepNext w:val="0"/>
+            </w:pPr>
             <w:r>
               <w:rPr>
                 <w:sz w:val="18"/>
@@ -7836,6 +8976,9 @@
             </w:tcMar>
           </w:tcPr>
           <w:p>
+            <w:pPr>
+              <w:keepNext w:val="0"/>
+            </w:pPr>
             <w:r>
               <w:rPr>
                 <w:sz w:val="18"/>
@@ -7855,6 +8998,9 @@
             </w:tcMar>
           </w:tcPr>
           <w:p>
+            <w:pPr>
+              <w:keepNext w:val="0"/>
+            </w:pPr>
             <w:r>
               <w:rPr>
                 <w:sz w:val="18"/>
@@ -7879,6 +9025,9 @@
             </w:tcMar>
           </w:tcPr>
           <w:p>
+            <w:pPr>
+              <w:keepNext w:val="0"/>
+            </w:pPr>
             <w:r>
               <w:rPr>
                 <w:sz w:val="18"/>
@@ -7898,6 +9047,9 @@
             </w:tcMar>
           </w:tcPr>
           <w:p>
+            <w:pPr>
+              <w:keepNext w:val="0"/>
+            </w:pPr>
             <w:r>
               <w:rPr>
                 <w:sz w:val="18"/>
@@ -7917,6 +9069,9 @@
             </w:tcMar>
           </w:tcPr>
           <w:p>
+            <w:pPr>
+              <w:keepNext w:val="0"/>
+            </w:pPr>
             <w:r>
               <w:rPr>
                 <w:sz w:val="18"/>
@@ -7941,6 +9096,9 @@
             </w:tcMar>
           </w:tcPr>
           <w:p>
+            <w:pPr>
+              <w:keepNext w:val="0"/>
+            </w:pPr>
             <w:r>
               <w:rPr>
                 <w:sz w:val="18"/>
@@ -7960,6 +9118,9 @@
             </w:tcMar>
           </w:tcPr>
           <w:p>
+            <w:pPr>
+              <w:keepNext w:val="0"/>
+            </w:pPr>
             <w:r>
               <w:rPr>
                 <w:sz w:val="18"/>
@@ -7979,6 +9140,9 @@
             </w:tcMar>
           </w:tcPr>
           <w:p>
+            <w:pPr>
+              <w:keepNext w:val="0"/>
+            </w:pPr>
             <w:r>
               <w:rPr>
                 <w:sz w:val="18"/>
@@ -8003,6 +9167,9 @@
             </w:tcMar>
           </w:tcPr>
           <w:p>
+            <w:pPr>
+              <w:keepNext w:val="0"/>
+            </w:pPr>
             <w:r>
               <w:rPr>
                 <w:sz w:val="18"/>
@@ -8022,6 +9189,9 @@
             </w:tcMar>
           </w:tcPr>
           <w:p>
+            <w:pPr>
+              <w:keepNext w:val="0"/>
+            </w:pPr>
             <w:r>
               <w:rPr>
                 <w:sz w:val="18"/>
@@ -8041,6 +9211,9 @@
             </w:tcMar>
           </w:tcPr>
           <w:p>
+            <w:pPr>
+              <w:keepNext w:val="0"/>
+            </w:pPr>
             <w:r>
               <w:rPr>
                 <w:sz w:val="18"/>
@@ -8065,6 +9238,9 @@
             </w:tcMar>
           </w:tcPr>
           <w:p>
+            <w:pPr>
+              <w:keepNext w:val="0"/>
+            </w:pPr>
             <w:r>
               <w:rPr>
                 <w:sz w:val="18"/>
@@ -8084,6 +9260,9 @@
             </w:tcMar>
           </w:tcPr>
           <w:p>
+            <w:pPr>
+              <w:keepNext w:val="0"/>
+            </w:pPr>
             <w:r>
               <w:rPr>
                 <w:sz w:val="18"/>
@@ -8103,6 +9282,9 @@
             </w:tcMar>
           </w:tcPr>
           <w:p>
+            <w:pPr>
+              <w:keepNext w:val="0"/>
+            </w:pPr>
             <w:r>
               <w:rPr>
                 <w:sz w:val="18"/>
@@ -8127,6 +9309,9 @@
             </w:tcMar>
           </w:tcPr>
           <w:p>
+            <w:pPr>
+              <w:keepNext w:val="0"/>
+            </w:pPr>
             <w:r>
               <w:rPr>
                 <w:sz w:val="18"/>
@@ -8146,6 +9331,9 @@
             </w:tcMar>
           </w:tcPr>
           <w:p>
+            <w:pPr>
+              <w:keepNext w:val="0"/>
+            </w:pPr>
             <w:r>
               <w:rPr>
                 <w:sz w:val="18"/>
@@ -8165,6 +9353,9 @@
             </w:tcMar>
           </w:tcPr>
           <w:p>
+            <w:pPr>
+              <w:keepNext w:val="0"/>
+            </w:pPr>
             <w:r>
               <w:rPr>
                 <w:sz w:val="18"/>
@@ -8189,6 +9380,9 @@
             </w:tcMar>
           </w:tcPr>
           <w:p>
+            <w:pPr>
+              <w:keepNext w:val="0"/>
+            </w:pPr>
             <w:r>
               <w:rPr>
                 <w:sz w:val="18"/>
@@ -8208,6 +9402,9 @@
             </w:tcMar>
           </w:tcPr>
           <w:p>
+            <w:pPr>
+              <w:keepNext w:val="0"/>
+            </w:pPr>
             <w:r>
               <w:rPr>
                 <w:sz w:val="18"/>
@@ -8227,6 +9424,9 @@
             </w:tcMar>
           </w:tcPr>
           <w:p>
+            <w:pPr>
+              <w:keepNext w:val="0"/>
+            </w:pPr>
             <w:r>
               <w:rPr>
                 <w:sz w:val="18"/>
@@ -8251,6 +9451,9 @@
             </w:tcMar>
           </w:tcPr>
           <w:p>
+            <w:pPr>
+              <w:keepNext w:val="0"/>
+            </w:pPr>
             <w:r>
               <w:rPr>
                 <w:sz w:val="18"/>
@@ -8270,6 +9473,9 @@
             </w:tcMar>
           </w:tcPr>
           <w:p>
+            <w:pPr>
+              <w:keepNext w:val="0"/>
+            </w:pPr>
             <w:r>
               <w:rPr>
                 <w:sz w:val="18"/>
@@ -8289,6 +9495,9 @@
             </w:tcMar>
           </w:tcPr>
           <w:p>
+            <w:pPr>
+              <w:keepNext w:val="0"/>
+            </w:pPr>
             <w:r>
               <w:rPr>
                 <w:sz w:val="18"/>
@@ -8472,6 +9681,10 @@
         <w:gridCol w:w="10166"/>
       </w:tblGrid>
       <w:tr>
+        <w:trPr>
+          <w:tblHeader/>
+          <w:cantSplit/>
+        </w:trPr>
         <w:tc>
           <w:tcPr>
             <w:tcW w:type="dxa" w:w="10166"/>
@@ -8484,6 +9697,9 @@
             </w:tcMar>
           </w:tcPr>
           <w:p>
+            <w:pPr>
+              <w:keepNext w:val="0"/>
+            </w:pPr>
             <w:r>
               <w:rPr>
                 <w:b/>
@@ -8512,7 +9728,7 @@
       <w:headerReference w:type="default" r:id="rId9"/>
       <w:footerReference w:type="default" r:id="rId10"/>
       <w:pgSz w:w="12240" w:h="15840"/>
-      <w:pgMar w:top="936" w:right="1037" w:bottom="936" w:left="1037" w:header="720" w:footer="720" w:gutter="0"/>
+      <w:pgMar w:top="1512" w:right="1037" w:bottom="1080" w:left="1037" w:header="720" w:footer="504" w:gutter="0"/>
       <w:cols w:space="720"/>
       <w:docGrid w:linePitch="360"/>
     </w:sectPr>
@@ -9327,16 +10543,13 @@
     <w:qFormat/>
     <w:rsid w:val="00FC693F"/>
     <w:pPr>
-      <w:pBdr>
-        <w:bottom w:val="single" w:sz="8" w:space="4" w:color="4F81BD" w:themeColor="accent1"/>
-      </w:pBdr>
       <w:spacing w:after="80" w:line="240" w:lineRule="auto" w:before="160"/>
       <w:contextualSpacing/>
     </w:pPr>
     <w:rPr>
       <w:rFonts w:asciiTheme="majorHAnsi" w:eastAsiaTheme="majorEastAsia" w:hAnsiTheme="majorHAnsi" w:cstheme="majorBidi" w:ascii="Arial" w:hAnsi="Arial"/>
       <w:b/>
-      <w:color w:val="0B1722"/>
+      <w:color w:val="000000"/>
       <w:spacing w:val="5"/>
       <w:kern w:val="28"/>
       <w:sz w:val="56"/>

--- a/docs/manuals/00_ETIS_Engineering_Studio_Master_Manual_and_Documentation_Index.docx
+++ b/docs/manuals/00_ETIS_Engineering_Studio_Master_Manual_and_Documentation_Index.docx
@@ -8208,7 +8208,7 @@
     </w:p>
     <w:p>
       <w:r>
-        <w:t>Production defaults remain legacy reasoning and legacy planning. Shadow validator/planner/selector/realizer evaluation remains internal and does not replace student-visible authority. This release introduces no PR5 authority transfer, database migration or course-model change.</w:t>
+        <w:t>Accepted production uses shadow/shadow evaluation with legacy student-visible authority. Shadow validator/planner/selector/realizer evaluation remains internal and does not replace student-visible authority. This release introduces no PR5 authority transfer, database migration or course-model change.</w:t>
       </w:r>
     </w:p>
     <w:p>

--- a/docs/manuals/00_ETIS_Engineering_Studio_Master_Manual_and_Documentation_Index.docx
+++ b/docs/manuals/00_ETIS_Engineering_Studio_Master_Manual_and_Documentation_Index.docx
@@ -37,7 +37,7 @@
     </w:p>
     <w:p>
       <w:r>
-        <w:t>v0.18.0 manual edition. Software release candidate; publication follows deployment acceptance.</w:t>
+        <w:t>v0.18.0 release manual edition. Production acceptance has separate source and deployment provenance.</w:t>
       </w:r>
     </w:p>
     <w:tbl>

--- a/docs/manuals/00_ETIS_Engineering_Studio_Master_Manual_and_Documentation_Index.docx
+++ b/docs/manuals/00_ETIS_Engineering_Studio_Master_Manual_and_Documentation_Index.docx
@@ -37,7 +37,7 @@
     </w:p>
     <w:p>
       <w:r>
-        <w:t>v0.18.0 release manual edition. Production acceptance has separate source and deployment provenance.</w:t>
+        <w:t>v0.18.1 candidate manual edition. Local UI validation only; production remains accepted v0.18.0 until protected deployment and human acceptance.</w:t>
       </w:r>
     </w:p>
     <w:tbl>
@@ -9723,6 +9723,71 @@
       <w:pPr>
         <w:spacing w:after="20"/>
       </w:pPr>
+    </w:p>
+    <w:p>
+      <w:r>
+        <w:br w:type="page"/>
+      </w:r>
+    </w:p>
+    <w:p>
+      <w:pPr>
+        <w:pStyle w:val="Heading1"/>
+      </w:pPr>
+      <w:r>
+        <w:t>Student workflow and review lifecycle — v0.18.1 candidate</w:t>
+      </w:r>
+    </w:p>
+    <w:p>
+      <w:pPr>
+        <w:pStyle w:val="Heading2"/>
+      </w:pPr>
+      <w:r>
+        <w:t>Scope and authority</w:t>
+      </w:r>
+    </w:p>
+    <w:p>
+      <w:r>
+        <w:t>The revised student interface explicitly pairs Engineering Review Room (discussion) and Engineering Evidence Room (inspection). “Review Board” names the AI reviewers; these are not instructor approval or grading authorities.</w:t>
+      </w:r>
+    </w:p>
+    <w:p>
+      <w:pPr>
+        <w:pStyle w:val="Heading2"/>
+      </w:pPr>
+      <w:r>
+        <w:t>Review sessions and evidence</w:t>
+      </w:r>
+    </w:p>
+    <w:p>
+      <w:r>
+        <w:t>A student can have multiple open Board Review conversations. Only one is currently displayed. Finished reviews remain preserved and read-only. Every session references immutable frozen repository evidence; a distinct conversation can reuse the same snapshot if the repository revision and phase have not changed.</w:t>
+      </w:r>
+    </w:p>
+    <w:p>
+      <w:pPr>
+        <w:pStyle w:val="Heading2"/>
+      </w:pPr>
+      <w:r>
+        <w:t>Documentation routing</w:t>
+      </w:r>
+    </w:p>
+    <w:p>
+      <w:r>
+        <w:t>Use Manual 05 for the complete student walkthrough, Manual 07 for the one-page review-cycle orientation, Manual 04 for teaching-staff support, Manual 03 for engineering boundaries, Manual 02 for administration, and Manual 09 for production release and acceptance.</w:t>
+      </w:r>
+    </w:p>
+    <w:p>
+      <w:pPr>
+        <w:pStyle w:val="Heading2"/>
+      </w:pPr>
+      <w:r>
+        <w:t>Release evidence</w:t>
+      </w:r>
+    </w:p>
+    <w:p>
+      <w:r>
+        <w:t>This is a source candidate: functional simulation is not proof of Azure production operation, actual GitHub synchronization, live reviewer quality, screen-reader acceptance, or independent student comprehension. The October 2 v0.18.0 production record is historical and unchanged.</w:t>
+      </w:r>
     </w:p>
     <w:sectPr>
       <w:headerReference w:type="default" r:id="rId9"/>

--- a/docs/manuals/00_ETIS_Engineering_Studio_Master_Manual_and_Documentation_Index.docx
+++ b/docs/manuals/00_ETIS_Engineering_Studio_Master_Manual_and_Documentation_Index.docx
@@ -37,7 +37,7 @@
     </w:p>
     <w:p>
       <w:r>
-        <w:t>v0.18.1 candidate manual edition. Local UI validation only; production remains accepted v0.18.0 until protected deployment and human acceptance.</w:t>
+        <w:t>v0.18.1 deployed in production. Operational health, shadow/shadow modes and authenticated student UI smoke have been verified; independent uncoached-student and screen-reader acceptance remain separately tracked.</w:t>
       </w:r>
     </w:p>
     <w:tbl>
@@ -234,7 +234,7 @@
               <w:keepNext w:val="0"/>
             </w:pPr>
             <w:r>
-              <w:t>v0.18.0 • October 2, 2026</w:t>
+              <w:t>v0.18.1 • October 9, 2026</w:t>
             </w:r>
           </w:p>
         </w:tc>
@@ -1985,7 +1985,7 @@
               <w:rPr>
                 <w:sz w:val="18"/>
               </w:rPr>
-              <w:t>05 Student User Guide</w:t>
+              <w:t>05a Start Here; 05 Student User Guide</w:t>
             </w:r>
           </w:p>
         </w:tc>
@@ -2269,7 +2269,7 @@
               <w:rPr>
                 <w:sz w:val="18"/>
               </w:rPr>
-              <w:t>05, 07</w:t>
+              <w:t>05a, 05, 07</w:t>
             </w:r>
           </w:p>
         </w:tc>
@@ -2485,7 +2485,7 @@
     </w:p>
     <w:p>
       <w:r>
-        <w:t>The Review Room is the conversation home. Engineering Evidence is the saved source notebook. Same-snapshot and newer-saved-snapshot notices explain their relationship; browsing newer saved evidence never changes an active review’s frozen baseline.</w:t>
+        <w:t>Engineering Review Room is the home for conversation and engineering coaching. Engineering Evidence Room is the saved source notebook. The latest saved evidence can be visible even when no review is selected, and may differ from the selected review’s frozen snapshot. Room switching never changes a review’s historical evidence.</w:t>
       </w:r>
     </w:p>
     <w:p>
@@ -5458,7 +5458,7 @@
         <w:drawing>
           <wp:inline xmlns:a="http://schemas.openxmlformats.org/drawingml/2006/main" xmlns:pic="http://schemas.openxmlformats.org/drawingml/2006/picture">
             <wp:extent cx="6080760" cy="3328416"/>
-            <wp:docPr id="5" name="Picture 5" descr="Figure 5. Documentation architecture by audience. This Master Manual is the front door to the complete library." title="Figure 5"/>
+            <wp:docPr id="5" name="Picture 5" descr="Documentation audience map. Student resources: 05a Start Here, 05 Student User Guide, 06 Team Setup Quickstart, and 07 Student Cheat Sheet. Other rows list Teaching Staff, Technical Admin, and Production Operator manuals." title="Figure 5"/>
             <wp:cNvGraphicFramePr>
               <a:graphicFrameLocks noChangeAspect="1"/>
             </wp:cNvGraphicFramePr>
@@ -5497,11 +5497,9 @@
         <w:jc w:val="center"/>
       </w:pPr>
       <w:r>
-        <w:t>Figure 5. Documentation architecture by audience. This Master Manual is the front door to the complete library.</w:t>
+        <w:t>Figure 5. Documentation architecture by audience. The student tier includes 05a Start Here, 05 Student User Guide, 06 Team Setup Quickstart and 07 Cheat Sheet.</w:t>
       </w:r>
-      <w:r>
-        <w:t xml:space="preserve"> Historical reference figure; current text governs.</w:t>
-      </w:r>
+      <w:r/>
     </w:p>
     <w:tbl>
       <w:tblPr>
@@ -6140,7 +6138,7 @@
               <w:rPr>
                 <w:sz w:val="18"/>
               </w:rPr>
-              <w:t>Complete student experience: sign-in, team/repository trust, evidence, snapshots, reviews, recommendations, findings, history, help, troubleshooting.</w:t>
+              <w:t>Complete illustrated, task-based student reference: setup, two-room workflow, three review types, coaching and reviewer roles, snapshots, findings, decisions, history, and troubleshooting.</w:t>
             </w:r>
           </w:p>
         </w:tc>
@@ -6167,7 +6165,7 @@
               <w:rPr>
                 <w:sz w:val="18"/>
               </w:rPr>
-              <w:t>06</w:t>
+              <w:t>05a</w:t>
             </w:r>
           </w:p>
         </w:tc>
@@ -6189,7 +6187,7 @@
               <w:rPr>
                 <w:sz w:val="18"/>
               </w:rPr>
-              <w:t>Team GitHub &amp; Repository Setup Quickstart</w:t>
+              <w:t>Start Here — One-Page Student Orientation</w:t>
             </w:r>
           </w:p>
         </w:tc>
@@ -6211,7 +6209,7 @@
               <w:rPr>
                 <w:sz w:val="18"/>
               </w:rPr>
-              <w:t>Student team</w:t>
+              <w:t>First-time student</w:t>
             </w:r>
           </w:p>
         </w:tc>
@@ -6233,7 +6231,7 @@
               <w:rPr>
                 <w:sz w:val="18"/>
               </w:rPr>
-              <w:t>Fast, controlled team repository onboarding and GitHub authorization/verification troubleshooting.</w:t>
+              <w:t>One-page entry point: two rooms, first five moves, Board versus Focused Review, review status, snapshots, and Help. Read this before the Cheat Sheet or User Guide.</w:t>
             </w:r>
           </w:p>
         </w:tc>
@@ -6260,7 +6258,7 @@
               <w:rPr>
                 <w:sz w:val="18"/>
               </w:rPr>
-              <w:t>07</w:t>
+              <w:t>06</w:t>
             </w:r>
           </w:p>
         </w:tc>
@@ -6282,7 +6280,7 @@
               <w:rPr>
                 <w:sz w:val="18"/>
               </w:rPr>
-              <w:t>Student Cheat Sheet / Quick Reference</w:t>
+              <w:t>Team GitHub &amp; Repository Setup Quickstart</w:t>
             </w:r>
           </w:p>
         </w:tc>
@@ -6304,7 +6302,7 @@
               <w:rPr>
                 <w:sz w:val="18"/>
               </w:rPr>
-              <w:t>Student</w:t>
+              <w:t>Student team</w:t>
             </w:r>
           </w:p>
         </w:tc>
@@ -6326,7 +6324,100 @@
               <w:rPr>
                 <w:sz w:val="18"/>
               </w:rPr>
-              <w:t>Compact review-choice, recommendation, findings, history, and troubleshooting reference for normal use.</w:t>
+              <w:t>Fast, controlled team repository onboarding and GitHub authorization/verification troubleshooting.</w:t>
+            </w:r>
+          </w:p>
+        </w:tc>
+      </w:tr>
+      <w:tr>
+        <w:trPr>
+          <w:cantSplit/>
+        </w:trPr>
+        <w:tc>
+          <w:tcPr>
+            <w:tcW w:type="dxa" w:w="648"/>
+            <w:tcMar>
+              <w:top w:w="90" w:type="dxa"/>
+              <w:start w:w="100" w:type="dxa"/>
+              <w:bottom w:w="90" w:type="dxa"/>
+              <w:end w:w="100" w:type="dxa"/>
+            </w:tcMar>
+          </w:tcPr>
+          <w:p>
+            <w:pPr>
+              <w:keepNext w:val="0"/>
+            </w:pPr>
+            <w:r>
+              <w:rPr>
+                <w:sz w:val="18"/>
+              </w:rPr>
+              <w:t>07</w:t>
+            </w:r>
+          </w:p>
+        </w:tc>
+        <w:tc>
+          <w:tcPr>
+            <w:tcW w:type="dxa" w:w="2520"/>
+            <w:tcMar>
+              <w:top w:w="90" w:type="dxa"/>
+              <w:start w:w="100" w:type="dxa"/>
+              <w:bottom w:w="90" w:type="dxa"/>
+              <w:end w:w="100" w:type="dxa"/>
+            </w:tcMar>
+          </w:tcPr>
+          <w:p>
+            <w:pPr>
+              <w:keepNext w:val="0"/>
+            </w:pPr>
+            <w:r>
+              <w:rPr>
+                <w:sz w:val="18"/>
+              </w:rPr>
+              <w:t>Student Cheat Sheet / Quick Reference</w:t>
+            </w:r>
+          </w:p>
+        </w:tc>
+        <w:tc>
+          <w:tcPr>
+            <w:tcW w:type="dxa" w:w="2232"/>
+            <w:tcMar>
+              <w:top w:w="90" w:type="dxa"/>
+              <w:start w:w="100" w:type="dxa"/>
+              <w:bottom w:w="90" w:type="dxa"/>
+              <w:end w:w="100" w:type="dxa"/>
+            </w:tcMar>
+          </w:tcPr>
+          <w:p>
+            <w:pPr>
+              <w:keepNext w:val="0"/>
+            </w:pPr>
+            <w:r>
+              <w:rPr>
+                <w:sz w:val="18"/>
+              </w:rPr>
+              <w:t>Student</w:t>
+            </w:r>
+          </w:p>
+        </w:tc>
+        <w:tc>
+          <w:tcPr>
+            <w:tcW w:type="dxa" w:w="4536"/>
+            <w:tcMar>
+              <w:top w:w="90" w:type="dxa"/>
+              <w:start w:w="100" w:type="dxa"/>
+              <w:bottom w:w="90" w:type="dxa"/>
+              <w:end w:w="100" w:type="dxa"/>
+            </w:tcMar>
+          </w:tcPr>
+          <w:p>
+            <w:pPr>
+              <w:keepNext w:val="0"/>
+            </w:pPr>
+            <w:r>
+              <w:rPr>
+                <w:sz w:val="18"/>
+              </w:rPr>
+              <w:t>Four-page working reference: review choices, asking or changing topics, recommendations, findings, frozen snapshots, history, and troubleshooting.</w:t>
             </w:r>
           </w:p>
         </w:tc>
@@ -6979,7 +7070,7 @@
               <w:rPr>
                 <w:sz w:val="18"/>
               </w:rPr>
-              <w:t>06 Team Setup Quickstart</w:t>
+              <w:t>05a Start Here</w:t>
             </w:r>
           </w:p>
         </w:tc>
@@ -7001,7 +7092,7 @@
               <w:rPr>
                 <w:sz w:val="18"/>
               </w:rPr>
-              <w:t>05 Student User Guide for full context</w:t>
+              <w:t>06 for repository setup; 05 for the complete student guide</w:t>
             </w:r>
           </w:p>
         </w:tc>
@@ -7050,7 +7141,7 @@
               <w:rPr>
                 <w:sz w:val="18"/>
               </w:rPr>
-              <w:t>07 Student Cheat Sheet</w:t>
+              <w:t>05a Start Here; 07 Cheat Sheet</w:t>
             </w:r>
           </w:p>
         </w:tc>
@@ -7072,7 +7163,78 @@
               <w:rPr>
                 <w:sz w:val="18"/>
               </w:rPr>
-              <w:t>05 for complete examples and review behavior</w:t>
+              <w:t>05 for examples and detailed review behavior</w:t>
+            </w:r>
+          </w:p>
+        </w:tc>
+      </w:tr>
+      <w:tr>
+        <w:trPr>
+          <w:cantSplit/>
+        </w:trPr>
+        <w:tc>
+          <w:tcPr>
+            <w:tcW w:type="dxa" w:w="3600"/>
+            <w:tcMar>
+              <w:top w:w="90" w:type="dxa"/>
+              <w:start w:w="100" w:type="dxa"/>
+              <w:bottom w:w="90" w:type="dxa"/>
+              <w:end w:w="100" w:type="dxa"/>
+            </w:tcMar>
+          </w:tcPr>
+          <w:p>
+            <w:pPr>
+              <w:keepNext w:val="0"/>
+            </w:pPr>
+            <w:r>
+              <w:rPr>
+                <w:sz w:val="18"/>
+              </w:rPr>
+              <w:t>Get feedback on an unfinished artifact (e.g., draft estimates)</w:t>
+            </w:r>
+          </w:p>
+        </w:tc>
+        <w:tc>
+          <w:tcPr>
+            <w:tcW w:type="dxa" w:w="3096"/>
+            <w:tcMar>
+              <w:top w:w="90" w:type="dxa"/>
+              <w:start w:w="100" w:type="dxa"/>
+              <w:bottom w:w="90" w:type="dxa"/>
+              <w:end w:w="100" w:type="dxa"/>
+            </w:tcMar>
+          </w:tcPr>
+          <w:p>
+            <w:pPr>
+              <w:keepNext w:val="0"/>
+            </w:pPr>
+            <w:r>
+              <w:rPr>
+                <w:sz w:val="18"/>
+              </w:rPr>
+              <w:t>05a Start Here → Focused Review</w:t>
+            </w:r>
+          </w:p>
+        </w:tc>
+        <w:tc>
+          <w:tcPr>
+            <w:tcW w:type="dxa" w:w="3312"/>
+            <w:tcMar>
+              <w:top w:w="90" w:type="dxa"/>
+              <w:start w:w="100" w:type="dxa"/>
+              <w:bottom w:w="90" w:type="dxa"/>
+              <w:end w:w="100" w:type="dxa"/>
+            </w:tcMar>
+          </w:tcPr>
+          <w:p>
+            <w:pPr>
+              <w:keepNext w:val="0"/>
+            </w:pPr>
+            <w:r>
+              <w:rPr>
+                <w:sz w:val="18"/>
+              </w:rPr>
+              <w:t>07 for a quick prompt; 05 for full workflow and evidence limits</w:t>
             </w:r>
           </w:p>
         </w:tc>
@@ -7843,7 +8005,7 @@
               <w:rPr>
                 <w:sz w:val="18"/>
               </w:rPr>
-              <w:t>05, 06, 07; possibly 04 and 00</w:t>
+              <w:t>05a, 05, 07; 06 for setup; possibly 04 and 00</w:t>
             </w:r>
           </w:p>
         </w:tc>
@@ -7941,7 +8103,7 @@
               <w:rPr>
                 <w:sz w:val="18"/>
               </w:rPr>
-              <w:t>02, 03, 04, 05, 06, 09, 11, 00</w:t>
+              <w:t>02, 03, 04, 05a, 05, 06, 09, 11, 00</w:t>
             </w:r>
           </w:p>
         </w:tc>
@@ -8203,17 +8365,17 @@
     </w:p>
     <w:p>
       <w:r>
-        <w:t>The v0.18.0 source version is defined in apps/api/app/version.py. FastAPI/OpenAPI and /health use that value. Source version, merged Git SHA, immutable image/revision, deployment success and production acceptance are separate evidence. The August GO records and v0.17 analytical history keep their original dates and versions.</w:t>
+        <w:t>The v0.18.1 source version is defined in apps/api/app/version.py; FastAPI/OpenAPI and /health use that value. Git SHA, immutable image/revision, deployment workflow, runtime health and production acceptance remain separate evidence. Historical August GO records, v0.17 analytical history and October 2 v0.18.0 acceptance retain their original dates and versions.</w:t>
       </w:r>
     </w:p>
     <w:p>
       <w:r>
-        <w:t>Accepted production uses shadow/shadow evaluation with legacy student-visible authority. Shadow validator/planner/selector/realizer evaluation remains internal and does not replace student-visible authority. This release introduces no PR5 authority transfer, database migration or course-model change.</w:t>
+        <w:t>The v0.18.1 deployment reports reasoning validation and review planning in shadow/shadow mode, with existing student-facing analytical authority unchanged. Shadow evaluation remains internal; this student-documentation update introduces no authority transfer, identity change, database migration or course-model change.</w:t>
       </w:r>
     </w:p>
     <w:p>
       <w:r>
-        <w:t>All 12 manuals (00–11) have matching DOCX and regenerated PDF editions. Manual 01 is the active leadership brief; this Master Manual is the full library front door. See docs/manuals/README.md and docs/releases/v0.18.0.md for the paired inventory and release sequence.</w:t>
+        <w:t>The library contains 12 numbered core manuals (00–11) plus one 05a Start Here companion: 13 paired DOCX/PDF entries. The three approved student documents are 05a (one-page orientation), 07 (four-page reference), and 05 (illustrated User Guide). Other manuals retain their separately tracked publication state. See docs/manuals/README.md, edition.json, and docs/releases/v0.18.1.md for inventories and release evidence.</w:t>
       </w:r>
     </w:p>
     <w:p>
@@ -9005,7 +9167,7 @@
               <w:rPr>
                 <w:sz w:val="18"/>
               </w:rPr>
-              <w:t>05, 06, 07</w:t>
+              <w:t>05a, 05, 06, 07</w:t>
             </w:r>
           </w:p>
         </w:tc>
@@ -9076,7 +9238,7 @@
               <w:rPr>
                 <w:sz w:val="18"/>
               </w:rPr>
-              <w:t>05, 06</w:t>
+              <w:t>05a, 05, 06</w:t>
             </w:r>
           </w:p>
         </w:tc>
@@ -9623,7 +9785,7 @@
         <w:t xml:space="preserve">7. </w:t>
       </w:r>
       <w:r>
-        <w:t>Give instructors 04 and students 05/06/07 before the first required use.</w:t>
+        <w:t>Give students 05a Start Here first, then 07 Cheat Sheet and 05 User Guide as needed; use 06 for team repository setup. Give instructors 04 before the first required use.</w:t>
       </w:r>
     </w:p>
     <w:p>
@@ -9734,7 +9896,7 @@
         <w:pStyle w:val="Heading1"/>
       </w:pPr>
       <w:r>
-        <w:t>Student workflow and review lifecycle — v0.18.1 candidate</w:t>
+        <w:t>Student workflow and review lifecycle — v0.18.1</w:t>
       </w:r>
     </w:p>
     <w:p>
@@ -9773,7 +9935,7 @@
     </w:p>
     <w:p>
       <w:r>
-        <w:t>Use Manual 05 for the complete student walkthrough, Manual 07 for the one-page review-cycle orientation, Manual 04 for teaching-staff support, Manual 03 for engineering boundaries, Manual 02 for administration, and Manual 09 for production release and acceptance.</w:t>
+        <w:t>Give new students Manual 05a first (one-page Start Here). Manual 07 is the four-page working Cheat Sheet; Manual 05 contains the complete illustrated task-based walkthrough; Manual 06 covers repository setup. Use Manual 04 for teaching-staff support, 03 for architecture, 02 for administration, and 09 for production operations.</w:t>
       </w:r>
     </w:p>
     <w:p>
@@ -9786,7 +9948,7 @@
     </w:p>
     <w:p>
       <w:r>
-        <w:t>This is a source candidate: functional simulation is not proof of Azure production operation, actual GitHub synchronization, live reviewer quality, screen-reader acceptance, or independent student comprehension. The October 2 v0.18.0 production record is historical and unchanged.</w:t>
+        <w:t>Operational evidence: GitHub deployment for merged v0.18.1 completed, /health reported version 0.18.1 with shadow/shadow modes, /ready reported connected/current migrations, and authenticated student UI navigation was smoke-tested. These checks do not establish independent uncoached student comprehension, screen-reader acceptance, or comprehensive live reviewer quality; track those separately. Historical v0.18.0 production records remain unchanged.</w:t>
       </w:r>
     </w:p>
     <w:sectPr>
